--- a/experiment/Claude outputs/動画解析ツールの使い方（生徒用）.docx
+++ b/experiment/Claude outputs/動画解析ツールの使い方（生徒用）.docx
@@ -168,6 +168,7 @@
     </w:p>
     <w:p>
       <w:pPr>
+        <w:keepNext/>
         <w:pBdr>
           <w:bottom w:val="single" w:color="2B4A6F" w:sz="10" w:space="4"/>
         </w:pBdr>
@@ -238,7 +239,7 @@
           <w:sz w:val="21"/>
           <w:szCs w:val="21"/>
         </w:rPr>
-        <w:t xml:space="preserve">つくることができます。</w:t>
+        <w:t xml:space="preserve">作ることができます。</w:t>
       </w:r>
     </w:p>
     <w:p>
@@ -249,7 +250,7 @@
       <w:r>
         <w:drawing>
           <wp:inline distT="0" distB="0" distL="0" distR="0">
-            <wp:extent cx="5762625" cy="1647825"/>
+            <wp:extent cx="4572000" cy="1304925"/>
             <wp:effectExtent t="0" r="0" b="0" l="0"/>
             <wp:docPr id="1" name="" descr="" title=""/>
             <wp:cNvGraphicFramePr>
@@ -274,7 +275,7 @@
                   <pic:spPr bwMode="auto">
                     <a:xfrm>
                       <a:off x="0" y="0"/>
-                      <a:ext cx="5762625" cy="1647825"/>
+                      <a:ext cx="4572000" cy="1304925"/>
                     </a:xfrm>
                     <a:prstGeom prst="rect">
                       <a:avLst/>
@@ -374,7 +375,7 @@
     </w:p>
     <w:p>
       <w:pPr>
-        <w:spacing w:after="60" w:line="288"/>
+        <w:spacing w:after="20" w:line="288"/>
         <w:ind w:left="0"/>
       </w:pPr>
       <w:r>
@@ -386,26 +387,7 @@
           <w:sz w:val="21"/>
           <w:szCs w:val="21"/>
         </w:rPr>
-        <w:t xml:space="preserve">※ 動画も測定した値も、この端末の外には出ません。ネットにもつながりません。</w:t>
-      </w:r>
-    </w:p>
-    <w:p>
-      <w:pPr>
-        <w:pBdr>
-          <w:bottom w:val="single" w:color="2B4A6F" w:sz="10" w:space="4"/>
-        </w:pBdr>
-        <w:spacing w:after="100" w:before="200"/>
-      </w:pPr>
-      <w:r>
-        <w:rPr>
-          <w:rFonts w:ascii="Yu Gothic" w:cs="Yu Gothic" w:eastAsia="Yu Gothic" w:hAnsi="Yu Gothic"/>
-          <w:b/>
-          <w:bCs/>
-          <w:color w:val="173352"/>
-          <w:sz w:val="26"/>
-          <w:szCs w:val="26"/>
-        </w:rPr>
-        <w:t xml:space="preserve">2　使う流れ（くわしい操作は、画面の案内にしたがえば大丈夫）</w:t>
+        <w:t xml:space="preserve">例えば、こんな運動が調べられます。どれも「1コマずつクリックして位置を記録する」だけで、後はアプリがグラフにします。</w:t>
       </w:r>
     </w:p>
     <w:p>
@@ -416,7 +398,7 @@
       <w:r>
         <w:drawing>
           <wp:inline distT="0" distB="0" distL="0" distR="0">
-            <wp:extent cx="5943600" cy="1190625"/>
+            <wp:extent cx="4572000" cy="819150"/>
             <wp:effectExtent t="0" r="0" b="0" l="0"/>
             <wp:docPr id="1" name="" descr="" title=""/>
             <wp:cNvGraphicFramePr>
@@ -441,7 +423,7 @@
                   <pic:spPr bwMode="auto">
                     <a:xfrm>
                       <a:off x="0" y="0"/>
-                      <a:ext cx="5943600" cy="1190625"/>
+                      <a:ext cx="4572000" cy="819150"/>
                     </a:xfrm>
                     <a:prstGeom prst="rect">
                       <a:avLst/>
@@ -456,7 +438,7 @@
     </w:p>
     <w:p>
       <w:pPr>
-        <w:spacing w:after="70" w:line="288"/>
+        <w:spacing w:after="60" w:line="288"/>
         <w:ind w:left="0"/>
       </w:pPr>
       <w:r>
@@ -468,11 +450,12 @@
           <w:sz w:val="21"/>
           <w:szCs w:val="21"/>
         </w:rPr>
-        <w:t xml:space="preserve">いちばん大事なのは 1 の「撮る」です。ここで失敗すると、あとから直せません。</w:t>
-      </w:r>
-    </w:p>
-    <w:p>
-      <w:pPr>
+        <w:t xml:space="preserve">※ 動画も測定した値も、この端末の外には出ません。ネットにもつながりません。</w:t>
+      </w:r>
+    </w:p>
+    <w:p>
+      <w:pPr>
+        <w:keepNext/>
         <w:pBdr>
           <w:bottom w:val="single" w:color="2B4A6F" w:sz="10" w:space="4"/>
         </w:pBdr>
@@ -487,145 +470,8 @@
           <w:sz w:val="26"/>
           <w:szCs w:val="26"/>
         </w:rPr>
-        <w:t xml:space="preserve">3　撮影のポイント</w:t>
-      </w:r>
-    </w:p>
-    <w:tbl>
-      <w:tblPr>
-        <w:tblW w:type="dxa" w:w="9700"/>
-        <w:tblBorders>
-          <w:top w:val="single" w:color="auto" w:sz="4"/>
-          <w:left w:val="single" w:color="auto" w:sz="4"/>
-          <w:bottom w:val="single" w:color="auto" w:sz="4"/>
-          <w:right w:val="single" w:color="auto" w:sz="4"/>
-          <w:insideH w:val="single" w:color="auto" w:sz="4"/>
-          <w:insideV w:val="single" w:color="auto" w:sz="4"/>
-        </w:tblBorders>
-      </w:tblPr>
-      <w:tblGrid>
-        <w:gridCol w:w="9700"/>
-      </w:tblGrid>
-      <w:tr>
-        <w:tc>
-          <w:tcPr>
-            <w:tcW w:type="dxa" w:w="9700"/>
-            <w:tcBorders>
-              <w:top w:val="single" w:color="0D4D94" w:sz="8"/>
-              <w:left w:val="single" w:color="0D4D94" w:sz="8"/>
-              <w:bottom w:val="single" w:color="0D4D94" w:sz="8"/>
-              <w:right w:val="single" w:color="0D4D94" w:sz="8"/>
-            </w:tcBorders>
-            <w:shd w:fill="EEF6FF" w:color="auto" w:val="clear"/>
-            <w:tcMar>
-              <w:top w:type="dxa" w:w="120"/>
-              <w:left w:type="dxa" w:w="180"/>
-              <w:bottom w:type="dxa" w:w="120"/>
-              <w:right w:type="dxa" w:w="180"/>
-            </w:tcMar>
-          </w:tcPr>
-          <w:p>
-            <w:pPr>
-              <w:spacing w:after="40"/>
-            </w:pPr>
-            <w:r>
-              <w:rPr>
-                <w:rFonts w:ascii="Yu Gothic" w:cs="Yu Gothic" w:eastAsia="Yu Gothic" w:hAnsi="Yu Gothic"/>
-                <w:b/>
-                <w:bCs/>
-                <w:color w:val="0D4D94"/>
-                <w:sz w:val="21"/>
-                <w:szCs w:val="21"/>
-              </w:rPr>
-              <w:t xml:space="preserve">撮影に使うもの</w:t>
-            </w:r>
-          </w:p>
-          <w:p>
-            <w:pPr>
-              <w:spacing w:after="30" w:line="280"/>
-            </w:pPr>
-            <w:r>
-              <w:rPr>
-                <w:rFonts w:ascii="Yu Gothic" w:cs="Yu Gothic" w:eastAsia="Yu Gothic" w:hAnsi="Yu Gothic"/>
-                <w:b w:val="false"/>
-                <w:bCs w:val="false"/>
-                <w:color w:val="1B1F24"/>
-                <w:sz w:val="20"/>
-                <w:szCs w:val="20"/>
-              </w:rPr>
-              <w:t xml:space="preserve">● おすすめは タブレット PC　… 画面が大きく、置いたまま撮れて、そのまま解析までできます。</w:t>
-            </w:r>
-          </w:p>
-          <w:p>
-            <w:pPr>
-              <w:spacing w:after="30" w:line="280"/>
-            </w:pPr>
-            <w:r>
-              <w:rPr>
-                <w:rFonts w:ascii="Yu Gothic" w:cs="Yu Gothic" w:eastAsia="Yu Gothic" w:hAnsi="Yu Gothic"/>
-                <w:b w:val="false"/>
-                <w:bCs w:val="false"/>
-                <w:color w:val="1B1F24"/>
-                <w:sz w:val="20"/>
-                <w:szCs w:val="20"/>
-              </w:rPr>
-              <w:t xml:space="preserve">● スマートフォンでも撮れます。ただし次の3つに気をつけてください。</w:t>
-            </w:r>
-          </w:p>
-          <w:p>
-            <w:pPr>
-              <w:spacing w:after="30" w:line="280"/>
-            </w:pPr>
-            <w:r>
-              <w:rPr>
-                <w:rFonts w:ascii="Yu Gothic" w:cs="Yu Gothic" w:eastAsia="Yu Gothic" w:hAnsi="Yu Gothic"/>
-                <w:b w:val="false"/>
-                <w:bCs w:val="false"/>
-                <w:color w:val="1B1F24"/>
-                <w:sz w:val="20"/>
-                <w:szCs w:val="20"/>
-              </w:rPr>
-              <w:t xml:space="preserve">　　① 手で持たない。机やイスに立てかけるか、何かに寄りかからせて固定する</w:t>
-            </w:r>
-          </w:p>
-          <w:p>
-            <w:pPr>
-              <w:spacing w:after="30" w:line="280"/>
-            </w:pPr>
-            <w:r>
-              <w:rPr>
-                <w:rFonts w:ascii="Yu Gothic" w:cs="Yu Gothic" w:eastAsia="Yu Gothic" w:hAnsi="Yu Gothic"/>
-                <w:b w:val="false"/>
-                <w:bCs w:val="false"/>
-                <w:color w:val="1B1F24"/>
-                <w:sz w:val="20"/>
-                <w:szCs w:val="20"/>
-              </w:rPr>
-              <w:t xml:space="preserve">　　② 4K や 60 fps では撮らない（ファイルが大きすぎて開けません）。ふつうの画質で十分</w:t>
-            </w:r>
-          </w:p>
-          <w:p>
-            <w:pPr>
-              <w:spacing w:after="30" w:line="280"/>
-            </w:pPr>
-            <w:r>
-              <w:rPr>
-                <w:rFonts w:ascii="Yu Gothic" w:cs="Yu Gothic" w:eastAsia="Yu Gothic" w:hAnsi="Yu Gothic"/>
-                <w:b w:val="false"/>
-                <w:bCs w:val="false"/>
-                <w:color w:val="1B1F24"/>
-                <w:sz w:val="20"/>
-                <w:szCs w:val="20"/>
-              </w:rPr>
-              <w:t xml:space="preserve">　　③ 撮った動画をタブレット PC に送るときは、画質を落とさずに送る</w:t>
-            </w:r>
-          </w:p>
-        </w:tc>
-      </w:tr>
-    </w:tbl>
-    <w:p>
-      <w:pPr>
-        <w:spacing w:after="60"/>
-      </w:pPr>
+        <w:t xml:space="preserve">2　使う流れ（詳しい操作は、画面の案内にしたがえば大丈夫）</w:t>
+      </w:r>
     </w:p>
     <w:p>
       <w:pPr>
@@ -635,7 +481,7 @@
       <w:r>
         <w:drawing>
           <wp:inline distT="0" distB="0" distL="0" distR="0">
-            <wp:extent cx="5391150" cy="2171700"/>
+            <wp:extent cx="4933950" cy="990600"/>
             <wp:effectExtent t="0" r="0" b="0" l="0"/>
             <wp:docPr id="1" name="" descr="" title=""/>
             <wp:cNvGraphicFramePr>
@@ -660,7 +506,7 @@
                   <pic:spPr bwMode="auto">
                     <a:xfrm>
                       <a:off x="0" y="0"/>
-                      <a:ext cx="5391150" cy="2171700"/>
+                      <a:ext cx="4933950" cy="990600"/>
                     </a:xfrm>
                     <a:prstGeom prst="rect">
                       <a:avLst/>
@@ -675,198 +521,24 @@
     </w:p>
     <w:p>
       <w:pPr>
-        <w:spacing w:after="60" w:line="288"/>
+        <w:spacing w:after="70" w:line="288"/>
         <w:ind w:left="0"/>
       </w:pPr>
       <w:r>
         <w:rPr>
           <w:rFonts w:ascii="Yu Gothic" w:cs="Yu Gothic" w:eastAsia="Yu Gothic" w:hAnsi="Yu Gothic"/>
-          <w:b/>
-          <w:bCs/>
-          <w:color w:val="173352"/>
-          <w:sz w:val="22"/>
-          <w:szCs w:val="22"/>
-        </w:rPr>
-        <w:t xml:space="preserve">そのほかに気をつけること</w:t>
-      </w:r>
-    </w:p>
-    <w:p>
-      <w:pPr>
-        <w:spacing w:after="44" w:line="276"/>
-        <w:ind w:left="230" w:hanging="230"/>
-      </w:pPr>
-      <w:r>
-        <w:rPr>
-          <w:rFonts w:ascii="Yu Gothic" w:cs="Yu Gothic" w:eastAsia="Yu Gothic" w:hAnsi="Yu Gothic"/>
-          <w:color w:val="2B4A6F"/>
-          <w:sz w:val="20"/>
-          <w:szCs w:val="20"/>
-        </w:rPr>
-        <w:t xml:space="preserve">●  </w:t>
-      </w:r>
-      <w:r>
-        <w:rPr>
-          <w:rFonts w:ascii="Yu Gothic" w:cs="Yu Gothic" w:eastAsia="Yu Gothic" w:hAnsi="Yu Gothic"/>
-          <w:b/>
-          <w:bCs/>
-          <w:color w:val="173352"/>
-          <w:sz w:val="21"/>
-          <w:szCs w:val="21"/>
-        </w:rPr>
-        <w:t xml:space="preserve">長さは 5〜30 秒 が適当</w:t>
-      </w:r>
-      <w:r>
-        <w:rPr>
-          <w:rFonts w:ascii="Yu Gothic" w:cs="Yu Gothic" w:eastAsia="Yu Gothic" w:hAnsi="Yu Gothic"/>
-          <w:color w:val="1B1F24"/>
-          <w:sz w:val="21"/>
-          <w:szCs w:val="21"/>
-        </w:rPr>
-        <w:t xml:space="preserve">　長すぎると解析に時間がかかります。アプリ内で「解析したい時間」だけ選ぶことは可能です。よって結論として、「見たい運動」の前後だけが動画で撮れていれば十分です。</w:t>
-      </w:r>
-    </w:p>
-    <w:p>
-      <w:pPr>
-        <w:spacing w:after="44" w:line="276"/>
-        <w:ind w:left="230" w:hanging="230"/>
-      </w:pPr>
-      <w:r>
-        <w:rPr>
-          <w:rFonts w:ascii="Yu Gothic" w:cs="Yu Gothic" w:eastAsia="Yu Gothic" w:hAnsi="Yu Gothic"/>
-          <w:color w:val="2B4A6F"/>
-          <w:sz w:val="20"/>
-          <w:szCs w:val="20"/>
-        </w:rPr>
-        <w:t xml:space="preserve">●  </w:t>
-      </w:r>
-      <w:r>
-        <w:rPr>
-          <w:rFonts w:ascii="Yu Gothic" w:cs="Yu Gothic" w:eastAsia="Yu Gothic" w:hAnsi="Yu Gothic"/>
-          <w:b/>
-          <w:bCs/>
-          <w:color w:val="173352"/>
-          <w:sz w:val="21"/>
-          <w:szCs w:val="21"/>
-        </w:rPr>
-        <w:t xml:space="preserve">明るい所で撮る</w:t>
-      </w:r>
-      <w:r>
-        <w:rPr>
-          <w:rFonts w:ascii="Yu Gothic" w:cs="Yu Gothic" w:eastAsia="Yu Gothic" w:hAnsi="Yu Gothic"/>
-          <w:color w:val="1B1F24"/>
-          <w:sz w:val="21"/>
-          <w:szCs w:val="21"/>
-        </w:rPr>
-        <w:t xml:space="preserve">　暗いと1コマ1コマがぶれて、物体の位置が読み取りにくくなります。</w:t>
-      </w:r>
-    </w:p>
-    <w:p>
-      <w:pPr>
-        <w:spacing w:after="44" w:line="276"/>
-        <w:ind w:left="230" w:hanging="230"/>
-      </w:pPr>
-      <w:r>
-        <w:rPr>
-          <w:rFonts w:ascii="Yu Gothic" w:cs="Yu Gothic" w:eastAsia="Yu Gothic" w:hAnsi="Yu Gothic"/>
-          <w:color w:val="2B4A6F"/>
-          <w:sz w:val="20"/>
-          <w:szCs w:val="20"/>
-        </w:rPr>
-        <w:t xml:space="preserve">●  </w:t>
-      </w:r>
-      <w:r>
-        <w:rPr>
-          <w:rFonts w:ascii="Yu Gothic" w:cs="Yu Gothic" w:eastAsia="Yu Gothic" w:hAnsi="Yu Gothic"/>
-          <w:b/>
-          <w:bCs/>
-          <w:color w:val="173352"/>
-          <w:sz w:val="21"/>
-          <w:szCs w:val="21"/>
-        </w:rPr>
-        <w:t xml:space="preserve">ズームは使わない</w:t>
-      </w:r>
-      <w:r>
-        <w:rPr>
-          <w:rFonts w:ascii="Yu Gothic" w:cs="Yu Gothic" w:eastAsia="Yu Gothic" w:hAnsi="Yu Gothic"/>
-          <w:color w:val="1B1F24"/>
-          <w:sz w:val="21"/>
-          <w:szCs w:val="21"/>
-        </w:rPr>
-        <w:t xml:space="preserve">　途中で画面の倍率が変わると、長さの基準がくずれます。</w:t>
-      </w:r>
-    </w:p>
-    <w:p>
-      <w:pPr>
-        <w:spacing w:after="44" w:line="276"/>
-        <w:ind w:left="230" w:hanging="230"/>
-      </w:pPr>
-      <w:r>
-        <w:rPr>
-          <w:rFonts w:ascii="Yu Gothic" w:cs="Yu Gothic" w:eastAsia="Yu Gothic" w:hAnsi="Yu Gothic"/>
-          <w:color w:val="2B4A6F"/>
-          <w:sz w:val="20"/>
-          <w:szCs w:val="20"/>
-        </w:rPr>
-        <w:t xml:space="preserve">●  </w:t>
-      </w:r>
-      <w:r>
-        <w:rPr>
-          <w:rFonts w:ascii="Yu Gothic" w:cs="Yu Gothic" w:eastAsia="Yu Gothic" w:hAnsi="Yu Gothic"/>
-          <w:b/>
-          <w:bCs/>
-          <w:color w:val="173352"/>
-          <w:sz w:val="21"/>
-          <w:szCs w:val="21"/>
-        </w:rPr>
-        <w:t xml:space="preserve">画質はフル HD（1920×1080）まで</w:t>
-      </w:r>
-      <w:r>
-        <w:rPr>
-          <w:rFonts w:ascii="Yu Gothic" w:cs="Yu Gothic" w:eastAsia="Yu Gothic" w:hAnsi="Yu Gothic"/>
-          <w:color w:val="1B1F24"/>
-          <w:sz w:val="21"/>
-          <w:szCs w:val="21"/>
-        </w:rPr>
-        <w:t xml:space="preserve">　ファイルは 100 MB 以内。大きすぎると動きません。</w:t>
-      </w:r>
-    </w:p>
-    <w:p>
-      <w:pPr>
-        <w:spacing w:after="44" w:line="276"/>
-        <w:ind w:left="230" w:hanging="230"/>
-      </w:pPr>
-      <w:r>
-        <w:rPr>
-          <w:rFonts w:ascii="Yu Gothic" w:cs="Yu Gothic" w:eastAsia="Yu Gothic" w:hAnsi="Yu Gothic"/>
-          <w:color w:val="2B4A6F"/>
-          <w:sz w:val="20"/>
-          <w:szCs w:val="20"/>
-        </w:rPr>
-        <w:t xml:space="preserve">●  </w:t>
-      </w:r>
-      <w:r>
-        <w:rPr>
-          <w:rFonts w:ascii="Yu Gothic" w:cs="Yu Gothic" w:eastAsia="Yu Gothic" w:hAnsi="Yu Gothic"/>
-          <w:b/>
-          <w:bCs/>
-          <w:color w:val="173352"/>
-          <w:sz w:val="21"/>
-          <w:szCs w:val="21"/>
-        </w:rPr>
-        <w:t xml:space="preserve">スローで撮ったときは</w:t>
-      </w:r>
-      <w:r>
-        <w:rPr>
-          <w:rFonts w:ascii="Yu Gothic" w:cs="Yu Gothic" w:eastAsia="Yu Gothic" w:hAnsi="Yu Gothic"/>
-          <w:color w:val="1B1F24"/>
-          <w:sz w:val="21"/>
-          <w:szCs w:val="21"/>
-        </w:rPr>
-        <w:t xml:space="preserve">　アプリ内で時間の設定をする際に、「スロー撮影」でその倍率（例えば 1/8 など）を選びます。</w:t>
-      </w:r>
-    </w:p>
-    <w:p>
-      <w:pPr>
+          <w:b w:val="false"/>
+          <w:bCs w:val="false"/>
+          <w:color w:val="1B1F24"/>
+          <w:sz w:val="21"/>
+          <w:szCs w:val="21"/>
+        </w:rPr>
+        <w:t xml:space="preserve">一番大事なのは 1 の「撮る」です。ここで失敗すると、後から直せません。</w:t>
+      </w:r>
+    </w:p>
+    <w:p>
+      <w:pPr>
+        <w:keepNext w:val="false"/>
         <w:pBdr>
           <w:bottom w:val="single" w:color="2B4A6F" w:sz="10" w:space="4"/>
         </w:pBdr>
@@ -881,7 +553,7 @@
           <w:sz w:val="26"/>
           <w:szCs w:val="26"/>
         </w:rPr>
-        <w:t xml:space="preserve">4　撮る前のチェック</w:t>
+        <w:t xml:space="preserve">3　撮影のポイント</w:t>
       </w:r>
     </w:p>
     <w:tbl>
@@ -900,16 +572,19 @@
         <w:gridCol w:w="9700"/>
       </w:tblGrid>
       <w:tr>
+        <w:trPr>
+          <w:cantSplit/>
+        </w:trPr>
         <w:tc>
           <w:tcPr>
             <w:tcW w:type="dxa" w:w="9700"/>
             <w:tcBorders>
-              <w:top w:val="single" w:color="12703C" w:sz="8"/>
-              <w:left w:val="single" w:color="12703C" w:sz="8"/>
-              <w:bottom w:val="single" w:color="12703C" w:sz="8"/>
-              <w:right w:val="single" w:color="12703C" w:sz="8"/>
+              <w:top w:val="single" w:color="0D4D94" w:sz="8"/>
+              <w:left w:val="single" w:color="0D4D94" w:sz="8"/>
+              <w:bottom w:val="single" w:color="0D4D94" w:sz="8"/>
+              <w:right w:val="single" w:color="0D4D94" w:sz="8"/>
             </w:tcBorders>
-            <w:shd w:fill="F2FBF5" w:color="auto" w:val="clear"/>
+            <w:shd w:fill="EEF6FF" w:color="auto" w:val="clear"/>
             <w:tcMar>
               <w:top w:type="dxa" w:w="120"/>
               <w:left w:type="dxa" w:w="180"/>
@@ -926,11 +601,11 @@
                 <w:rFonts w:ascii="Yu Gothic" w:cs="Yu Gothic" w:eastAsia="Yu Gothic" w:hAnsi="Yu Gothic"/>
                 <w:b/>
                 <w:bCs/>
-                <w:color w:val="12703C"/>
+                <w:color w:val="0D4D94"/>
                 <w:sz w:val="21"/>
                 <w:szCs w:val="21"/>
               </w:rPr>
-              <w:t xml:space="preserve">この5つがそろっていれば大丈夫</w:t>
+              <w:t xml:space="preserve">撮影に使うもの</w:t>
             </w:r>
           </w:p>
           <w:p>
@@ -946,7 +621,7 @@
                 <w:sz w:val="20"/>
                 <w:szCs w:val="20"/>
               </w:rPr>
-              <w:t xml:space="preserve">□　カメラは固定してある（三脚・机・壁）</w:t>
+              <w:t xml:space="preserve">● おすすめは タブレット PC　… 画面が大きく、置いたまま撮れて、そのまま解析までできます。</w:t>
             </w:r>
           </w:p>
           <w:p>
@@ -962,7 +637,7 @@
                 <w:sz w:val="20"/>
                 <w:szCs w:val="20"/>
               </w:rPr>
-              <w:t xml:space="preserve">□　運動する向きに対して、真横（正面）から見ている</w:t>
+              <w:t xml:space="preserve">● スマートフォンでも撮れます。ただし次の3つに気をつけてください。</w:t>
             </w:r>
           </w:p>
           <w:p>
@@ -978,7 +653,7 @@
                 <w:sz w:val="20"/>
                 <w:szCs w:val="20"/>
               </w:rPr>
-              <w:t xml:space="preserve">□　ものさしなど長さのわかるものが、物体と同じ奥ゆきに写っている</w:t>
+              <w:t xml:space="preserve">　　① 手で持たない。机やイスに立てかけるか、何かに寄りかからせて固定する</w:t>
             </w:r>
           </w:p>
           <w:p>
@@ -994,7 +669,7 @@
                 <w:sz w:val="20"/>
                 <w:szCs w:val="20"/>
               </w:rPr>
-              <w:t xml:space="preserve">□　追いかけたい物に、背景とちがう色の印がついている</w:t>
+              <w:t xml:space="preserve">　　② 4K や 60 fps では撮らない（ファイルが大きすぎて開けません）。普通の画質で十分</w:t>
             </w:r>
           </w:p>
           <w:p>
@@ -1010,7 +685,7 @@
                 <w:sz w:val="20"/>
                 <w:szCs w:val="20"/>
               </w:rPr>
-              <w:t xml:space="preserve">□　運動の前後が少し余るくらいで、5〜30 秒におさまっている</w:t>
+              <w:t xml:space="preserve">　　③ 撮った動画をタブレット PC に送るときは、画質を落とさずに送る</w:t>
             </w:r>
           </w:p>
         </w:tc>
@@ -1018,22 +693,8 @@
     </w:tbl>
     <w:p>
       <w:pPr>
-        <w:pBdr>
-          <w:bottom w:val="single" w:color="2B4A6F" w:sz="10" w:space="4"/>
-        </w:pBdr>
-        <w:spacing w:after="100" w:before="200"/>
-      </w:pPr>
-      <w:r>
-        <w:rPr>
-          <w:rFonts w:ascii="Yu Gothic" w:cs="Yu Gothic" w:eastAsia="Yu Gothic" w:hAnsi="Yu Gothic"/>
-          <w:b/>
-          <w:bCs/>
-          <w:color w:val="173352"/>
-          <w:sz w:val="26"/>
-          <w:szCs w:val="26"/>
-        </w:rPr>
-        <w:t xml:space="preserve">5　こんな運動が調べられる</w:t>
-      </w:r>
+        <w:spacing w:after="60"/>
+      </w:pPr>
     </w:p>
     <w:p>
       <w:pPr>
@@ -1043,7 +704,7 @@
       <w:r>
         <w:drawing>
           <wp:inline distT="0" distB="0" distL="0" distR="0">
-            <wp:extent cx="5391150" cy="962025"/>
+            <wp:extent cx="5124450" cy="2057400"/>
             <wp:effectExtent t="0" r="0" b="0" l="0"/>
             <wp:docPr id="1" name="" descr="" title=""/>
             <wp:cNvGraphicFramePr>
@@ -1068,7 +729,7 @@
                   <pic:spPr bwMode="auto">
                     <a:xfrm>
                       <a:off x="0" y="0"/>
-                      <a:ext cx="5391150" cy="962025"/>
+                      <a:ext cx="5124450" cy="2057400"/>
                     </a:xfrm>
                     <a:prstGeom prst="rect">
                       <a:avLst/>
@@ -1083,23 +744,199 @@
     </w:p>
     <w:p>
       <w:pPr>
-        <w:spacing w:after="70" w:line="288"/>
+        <w:spacing w:after="60" w:line="288"/>
         <w:ind w:left="0"/>
       </w:pPr>
       <w:r>
         <w:rPr>
           <w:rFonts w:ascii="Yu Gothic" w:cs="Yu Gothic" w:eastAsia="Yu Gothic" w:hAnsi="Yu Gothic"/>
-          <w:b w:val="false"/>
-          <w:bCs w:val="false"/>
-          <w:color w:val="1B1F24"/>
-          <w:sz w:val="21"/>
-          <w:szCs w:val="21"/>
-        </w:rPr>
-        <w:t xml:space="preserve">どれも「1コマずつクリックして位置を記録する」だけ。あとはアプリがグラフにします。まずは班で1つ選んで、10 秒くらいの動画を撮ってみましょう。</w:t>
-      </w:r>
-    </w:p>
-    <w:p>
-      <w:pPr>
+          <w:b/>
+          <w:bCs/>
+          <w:color w:val="173352"/>
+          <w:sz w:val="22"/>
+          <w:szCs w:val="22"/>
+        </w:rPr>
+        <w:t xml:space="preserve">そのほかに気をつけること</w:t>
+      </w:r>
+    </w:p>
+    <w:p>
+      <w:pPr>
+        <w:spacing w:after="38" w:line="272"/>
+        <w:ind w:left="230" w:hanging="230"/>
+      </w:pPr>
+      <w:r>
+        <w:rPr>
+          <w:rFonts w:ascii="Yu Gothic" w:cs="Yu Gothic" w:eastAsia="Yu Gothic" w:hAnsi="Yu Gothic"/>
+          <w:color w:val="2B4A6F"/>
+          <w:sz w:val="20"/>
+          <w:szCs w:val="20"/>
+        </w:rPr>
+        <w:t xml:space="preserve">●  </w:t>
+      </w:r>
+      <w:r>
+        <w:rPr>
+          <w:rFonts w:ascii="Yu Gothic" w:cs="Yu Gothic" w:eastAsia="Yu Gothic" w:hAnsi="Yu Gothic"/>
+          <w:b/>
+          <w:bCs/>
+          <w:color w:val="173352"/>
+          <w:sz w:val="21"/>
+          <w:szCs w:val="21"/>
+        </w:rPr>
+        <w:t xml:space="preserve">長さは 5〜30 秒 が適当</w:t>
+      </w:r>
+      <w:r>
+        <w:rPr>
+          <w:rFonts w:ascii="Yu Gothic" w:cs="Yu Gothic" w:eastAsia="Yu Gothic" w:hAnsi="Yu Gothic"/>
+          <w:color w:val="1B1F24"/>
+          <w:sz w:val="21"/>
+          <w:szCs w:val="21"/>
+        </w:rPr>
+        <w:t xml:space="preserve">　長すぎると解析に時間がかかります。アプリ内で「解析したい時間」だけ選ぶことは可能です。よって結論として、「見たい運動」の前後だけが動画で撮れていれば十分です。</w:t>
+      </w:r>
+    </w:p>
+    <w:p>
+      <w:pPr>
+        <w:spacing w:after="38" w:line="272"/>
+        <w:ind w:left="230" w:hanging="230"/>
+      </w:pPr>
+      <w:r>
+        <w:rPr>
+          <w:rFonts w:ascii="Yu Gothic" w:cs="Yu Gothic" w:eastAsia="Yu Gothic" w:hAnsi="Yu Gothic"/>
+          <w:color w:val="2B4A6F"/>
+          <w:sz w:val="20"/>
+          <w:szCs w:val="20"/>
+        </w:rPr>
+        <w:t xml:space="preserve">●  </w:t>
+      </w:r>
+      <w:r>
+        <w:rPr>
+          <w:rFonts w:ascii="Yu Gothic" w:cs="Yu Gothic" w:eastAsia="Yu Gothic" w:hAnsi="Yu Gothic"/>
+          <w:b/>
+          <w:bCs/>
+          <w:color w:val="173352"/>
+          <w:sz w:val="21"/>
+          <w:szCs w:val="21"/>
+        </w:rPr>
+        <w:t xml:space="preserve">明るい所で撮る</w:t>
+      </w:r>
+      <w:r>
+        <w:rPr>
+          <w:rFonts w:ascii="Yu Gothic" w:cs="Yu Gothic" w:eastAsia="Yu Gothic" w:hAnsi="Yu Gothic"/>
+          <w:color w:val="1B1F24"/>
+          <w:sz w:val="21"/>
+          <w:szCs w:val="21"/>
+        </w:rPr>
+        <w:t xml:space="preserve">　暗いと1コマ1コマがぶれて、物体の位置が読み取りにくくなります。</w:t>
+      </w:r>
+    </w:p>
+    <w:p>
+      <w:pPr>
+        <w:spacing w:after="38" w:line="272"/>
+        <w:ind w:left="230" w:hanging="230"/>
+      </w:pPr>
+      <w:r>
+        <w:rPr>
+          <w:rFonts w:ascii="Yu Gothic" w:cs="Yu Gothic" w:eastAsia="Yu Gothic" w:hAnsi="Yu Gothic"/>
+          <w:color w:val="2B4A6F"/>
+          <w:sz w:val="20"/>
+          <w:szCs w:val="20"/>
+        </w:rPr>
+        <w:t xml:space="preserve">●  </w:t>
+      </w:r>
+      <w:r>
+        <w:rPr>
+          <w:rFonts w:ascii="Yu Gothic" w:cs="Yu Gothic" w:eastAsia="Yu Gothic" w:hAnsi="Yu Gothic"/>
+          <w:b/>
+          <w:bCs/>
+          <w:color w:val="173352"/>
+          <w:sz w:val="21"/>
+          <w:szCs w:val="21"/>
+        </w:rPr>
+        <w:t xml:space="preserve">ズームは使わない</w:t>
+      </w:r>
+      <w:r>
+        <w:rPr>
+          <w:rFonts w:ascii="Yu Gothic" w:cs="Yu Gothic" w:eastAsia="Yu Gothic" w:hAnsi="Yu Gothic"/>
+          <w:color w:val="1B1F24"/>
+          <w:sz w:val="21"/>
+          <w:szCs w:val="21"/>
+        </w:rPr>
+        <w:t xml:space="preserve">　途中で画面の倍率が変わると、長さの基準がくずれます。</w:t>
+      </w:r>
+    </w:p>
+    <w:p>
+      <w:pPr>
+        <w:spacing w:after="38" w:line="272"/>
+        <w:ind w:left="230" w:hanging="230"/>
+      </w:pPr>
+      <w:r>
+        <w:rPr>
+          <w:rFonts w:ascii="Yu Gothic" w:cs="Yu Gothic" w:eastAsia="Yu Gothic" w:hAnsi="Yu Gothic"/>
+          <w:color w:val="2B4A6F"/>
+          <w:sz w:val="20"/>
+          <w:szCs w:val="20"/>
+        </w:rPr>
+        <w:t xml:space="preserve">●  </w:t>
+      </w:r>
+      <w:r>
+        <w:rPr>
+          <w:rFonts w:ascii="Yu Gothic" w:cs="Yu Gothic" w:eastAsia="Yu Gothic" w:hAnsi="Yu Gothic"/>
+          <w:b/>
+          <w:bCs/>
+          <w:color w:val="173352"/>
+          <w:sz w:val="21"/>
+          <w:szCs w:val="21"/>
+        </w:rPr>
+        <w:t xml:space="preserve">画質はフル HD（1920×1080）まで</w:t>
+      </w:r>
+      <w:r>
+        <w:rPr>
+          <w:rFonts w:ascii="Yu Gothic" w:cs="Yu Gothic" w:eastAsia="Yu Gothic" w:hAnsi="Yu Gothic"/>
+          <w:color w:val="1B1F24"/>
+          <w:sz w:val="21"/>
+          <w:szCs w:val="21"/>
+        </w:rPr>
+        <w:t xml:space="preserve">　ファイルは 100 MB 以内。大きすぎると動きません。</w:t>
+      </w:r>
+    </w:p>
+    <w:p>
+      <w:pPr>
+        <w:spacing w:after="38" w:line="272"/>
+        <w:ind w:left="230" w:hanging="230"/>
+      </w:pPr>
+      <w:r>
+        <w:rPr>
+          <w:rFonts w:ascii="Yu Gothic" w:cs="Yu Gothic" w:eastAsia="Yu Gothic" w:hAnsi="Yu Gothic"/>
+          <w:color w:val="2B4A6F"/>
+          <w:sz w:val="20"/>
+          <w:szCs w:val="20"/>
+        </w:rPr>
+        <w:t xml:space="preserve">●  </w:t>
+      </w:r>
+      <w:r>
+        <w:rPr>
+          <w:rFonts w:ascii="Yu Gothic" w:cs="Yu Gothic" w:eastAsia="Yu Gothic" w:hAnsi="Yu Gothic"/>
+          <w:b/>
+          <w:bCs/>
+          <w:color w:val="173352"/>
+          <w:sz w:val="21"/>
+          <w:szCs w:val="21"/>
+        </w:rPr>
+        <w:t xml:space="preserve">スローで撮ったときは</w:t>
+      </w:r>
+      <w:r>
+        <w:rPr>
+          <w:rFonts w:ascii="Yu Gothic" w:cs="Yu Gothic" w:eastAsia="Yu Gothic" w:hAnsi="Yu Gothic"/>
+          <w:color w:val="1B1F24"/>
+          <w:sz w:val="21"/>
+          <w:szCs w:val="21"/>
+        </w:rPr>
+        <w:t xml:space="preserve">　アプリ内で時間の設定をする際に、「スロー撮影」でその倍率（例えば 1/8 など）を選びます。</w:t>
+      </w:r>
+    </w:p>
+    <w:p>
+      <w:pPr>
+        <w:keepNext w:val="false"/>
         <w:pBdr>
           <w:bottom w:val="single" w:color="2B4A6F" w:sz="10" w:space="4"/>
         </w:pBdr>
@@ -1114,12 +951,1335 @@
           <w:sz w:val="26"/>
           <w:szCs w:val="26"/>
         </w:rPr>
-        <w:t xml:space="preserve">6　うまくいかないとき</w:t>
-      </w:r>
-    </w:p>
-    <w:p>
-      <w:pPr>
-        <w:spacing w:after="44" w:line="276"/>
+        <w:t xml:space="preserve">4　撮る前のチェック</w:t>
+      </w:r>
+    </w:p>
+    <w:tbl>
+      <w:tblPr>
+        <w:tblW w:type="dxa" w:w="9700"/>
+        <w:tblBorders>
+          <w:top w:val="single" w:color="auto" w:sz="4"/>
+          <w:left w:val="single" w:color="auto" w:sz="4"/>
+          <w:bottom w:val="single" w:color="auto" w:sz="4"/>
+          <w:right w:val="single" w:color="auto" w:sz="4"/>
+          <w:insideH w:val="single" w:color="auto" w:sz="4"/>
+          <w:insideV w:val="single" w:color="auto" w:sz="4"/>
+        </w:tblBorders>
+      </w:tblPr>
+      <w:tblGrid>
+        <w:gridCol w:w="9700"/>
+      </w:tblGrid>
+      <w:tr>
+        <w:trPr>
+          <w:cantSplit/>
+        </w:trPr>
+        <w:tc>
+          <w:tcPr>
+            <w:tcW w:type="dxa" w:w="9700"/>
+            <w:tcBorders>
+              <w:top w:val="single" w:color="12703C" w:sz="8"/>
+              <w:left w:val="single" w:color="12703C" w:sz="8"/>
+              <w:bottom w:val="single" w:color="12703C" w:sz="8"/>
+              <w:right w:val="single" w:color="12703C" w:sz="8"/>
+            </w:tcBorders>
+            <w:shd w:fill="F2FBF5" w:color="auto" w:val="clear"/>
+            <w:tcMar>
+              <w:top w:type="dxa" w:w="120"/>
+              <w:left w:type="dxa" w:w="180"/>
+              <w:bottom w:type="dxa" w:w="120"/>
+              <w:right w:type="dxa" w:w="180"/>
+            </w:tcMar>
+          </w:tcPr>
+          <w:p>
+            <w:pPr>
+              <w:spacing w:after="40"/>
+            </w:pPr>
+            <w:r>
+              <w:rPr>
+                <w:rFonts w:ascii="Yu Gothic" w:cs="Yu Gothic" w:eastAsia="Yu Gothic" w:hAnsi="Yu Gothic"/>
+                <w:b/>
+                <w:bCs/>
+                <w:color w:val="12703C"/>
+                <w:sz w:val="21"/>
+                <w:szCs w:val="21"/>
+              </w:rPr>
+              <w:t xml:space="preserve">この5つが揃っていれば大丈夫</w:t>
+            </w:r>
+          </w:p>
+          <w:p>
+            <w:pPr>
+              <w:spacing w:after="30" w:line="280"/>
+            </w:pPr>
+            <w:r>
+              <w:rPr>
+                <w:rFonts w:ascii="Yu Gothic" w:cs="Yu Gothic" w:eastAsia="Yu Gothic" w:hAnsi="Yu Gothic"/>
+                <w:b w:val="false"/>
+                <w:bCs w:val="false"/>
+                <w:color w:val="1B1F24"/>
+                <w:sz w:val="20"/>
+                <w:szCs w:val="20"/>
+              </w:rPr>
+              <w:t xml:space="preserve">□　カメラは固定してある（三脚・机・壁）</w:t>
+            </w:r>
+          </w:p>
+          <w:p>
+            <w:pPr>
+              <w:spacing w:after="30" w:line="280"/>
+            </w:pPr>
+            <w:r>
+              <w:rPr>
+                <w:rFonts w:ascii="Yu Gothic" w:cs="Yu Gothic" w:eastAsia="Yu Gothic" w:hAnsi="Yu Gothic"/>
+                <w:b w:val="false"/>
+                <w:bCs w:val="false"/>
+                <w:color w:val="1B1F24"/>
+                <w:sz w:val="20"/>
+                <w:szCs w:val="20"/>
+              </w:rPr>
+              <w:t xml:space="preserve">□　運動する向きに対して、真横（正面）から見ている</w:t>
+            </w:r>
+          </w:p>
+          <w:p>
+            <w:pPr>
+              <w:spacing w:after="30" w:line="280"/>
+            </w:pPr>
+            <w:r>
+              <w:rPr>
+                <w:rFonts w:ascii="Yu Gothic" w:cs="Yu Gothic" w:eastAsia="Yu Gothic" w:hAnsi="Yu Gothic"/>
+                <w:b w:val="false"/>
+                <w:bCs w:val="false"/>
+                <w:color w:val="1B1F24"/>
+                <w:sz w:val="20"/>
+                <w:szCs w:val="20"/>
+              </w:rPr>
+              <w:t xml:space="preserve">□　ものさしなど長さのわかるものが、物体と同じ奥行きに写っている</w:t>
+            </w:r>
+          </w:p>
+          <w:p>
+            <w:pPr>
+              <w:spacing w:after="30" w:line="280"/>
+            </w:pPr>
+            <w:r>
+              <w:rPr>
+                <w:rFonts w:ascii="Yu Gothic" w:cs="Yu Gothic" w:eastAsia="Yu Gothic" w:hAnsi="Yu Gothic"/>
+                <w:b w:val="false"/>
+                <w:bCs w:val="false"/>
+                <w:color w:val="1B1F24"/>
+                <w:sz w:val="20"/>
+                <w:szCs w:val="20"/>
+              </w:rPr>
+              <w:t xml:space="preserve">□　追いかけたい物に、背景と違う色の印がついている</w:t>
+            </w:r>
+          </w:p>
+          <w:p>
+            <w:pPr>
+              <w:spacing w:after="30" w:line="280"/>
+            </w:pPr>
+            <w:r>
+              <w:rPr>
+                <w:rFonts w:ascii="Yu Gothic" w:cs="Yu Gothic" w:eastAsia="Yu Gothic" w:hAnsi="Yu Gothic"/>
+                <w:b w:val="false"/>
+                <w:bCs w:val="false"/>
+                <w:color w:val="1B1F24"/>
+                <w:sz w:val="20"/>
+                <w:szCs w:val="20"/>
+              </w:rPr>
+              <w:t xml:space="preserve">□　運動の前後が少し余るくらいで、5〜30 秒に収まっている</w:t>
+            </w:r>
+          </w:p>
+        </w:tc>
+      </w:tr>
+    </w:tbl>
+    <w:p>
+      <w:pPr>
+        <w:keepNext/>
+        <w:pBdr>
+          <w:bottom w:val="single" w:color="2B4A6F" w:sz="10" w:space="4"/>
+        </w:pBdr>
+        <w:spacing w:after="100" w:before="200"/>
+      </w:pPr>
+      <w:r>
+        <w:rPr>
+          <w:rFonts w:ascii="Yu Gothic" w:cs="Yu Gothic" w:eastAsia="Yu Gothic" w:hAnsi="Yu Gothic"/>
+          <w:b/>
+          <w:bCs/>
+          <w:color w:val="173352"/>
+          <w:sz w:val="26"/>
+          <w:szCs w:val="26"/>
+        </w:rPr>
+        <w:t xml:space="preserve">5　分析の流れ（アプリを開いてから）</w:t>
+      </w:r>
+    </w:p>
+    <w:p>
+      <w:pPr>
+        <w:spacing w:after="40" w:line="288"/>
+        <w:ind w:left="0"/>
+      </w:pPr>
+      <w:r>
+        <w:rPr>
+          <w:rFonts w:ascii="Yu Gothic" w:cs="Yu Gothic" w:eastAsia="Yu Gothic" w:hAnsi="Yu Gothic"/>
+          <w:b w:val="false"/>
+          <w:bCs w:val="false"/>
+          <w:color w:val="1B1F24"/>
+          <w:sz w:val="21"/>
+          <w:szCs w:val="21"/>
+        </w:rPr>
+        <w:t xml:space="preserve">アプリの上には ① 撮影・トラッキング ／ ② グラフ ／ ③ 解析 の3つのタブがあります。この3つを左から順に進むだけです。①の中の作業は、画面の左（または上）に出る 1〜5 のカードの順に進みます。</w:t>
+      </w:r>
+    </w:p>
+    <w:p>
+      <w:pPr>
+        <w:spacing w:after="80" w:before="40"/>
+        <w:jc w:val="center"/>
+      </w:pPr>
+      <w:r>
+        <w:drawing>
+          <wp:inline distT="0" distB="0" distL="0" distR="0">
+            <wp:extent cx="5943600" cy="1638300"/>
+            <wp:effectExtent t="0" r="0" b="0" l="0"/>
+            <wp:docPr id="1" name="" descr="" title=""/>
+            <wp:cNvGraphicFramePr>
+              <a:graphicFrameLocks xmlns:a="http://schemas.openxmlformats.org/drawingml/2006/main" noChangeAspect="1"/>
+            </wp:cNvGraphicFramePr>
+            <a:graphic xmlns:a="http://schemas.openxmlformats.org/drawingml/2006/main">
+              <a:graphicData uri="http://schemas.openxmlformats.org/drawingml/2006/picture">
+                <pic:pic xmlns:pic="http://schemas.openxmlformats.org/drawingml/2006/picture">
+                  <pic:nvPicPr>
+                    <pic:cNvPr id="0" name="" descr=""/>
+                    <pic:cNvPicPr>
+                      <a:picLocks noChangeAspect="1" noChangeArrowheads="1"/>
+                    </pic:cNvPicPr>
+                  </pic:nvPicPr>
+                  <pic:blipFill>
+                    <a:blip r:embed="rId13" cstate="none"/>
+                    <a:srcRect/>
+                    <a:stretch>
+                      <a:fillRect/>
+                    </a:stretch>
+                  </pic:blipFill>
+                  <pic:spPr bwMode="auto">
+                    <a:xfrm>
+                      <a:off x="0" y="0"/>
+                      <a:ext cx="5943600" cy="1638300"/>
+                    </a:xfrm>
+                    <a:prstGeom prst="rect">
+                      <a:avLst/>
+                    </a:prstGeom>
+                  </pic:spPr>
+                </pic:pic>
+              </a:graphicData>
+            </a:graphic>
+          </wp:inline>
+        </w:drawing>
+      </w:r>
+    </w:p>
+    <w:p>
+      <w:pPr>
+        <w:spacing w:after="70" w:line="288"/>
+        <w:ind w:left="0"/>
+      </w:pPr>
+      <w:r>
+        <w:rPr>
+          <w:rFonts w:ascii="Yu Gothic" w:cs="Yu Gothic" w:eastAsia="Yu Gothic" w:hAnsi="Yu Gothic"/>
+          <w:b w:val="false"/>
+          <w:bCs w:val="false"/>
+          <w:color w:val="1B1F24"/>
+          <w:sz w:val="21"/>
+          <w:szCs w:val="21"/>
+        </w:rPr>
+        <w:t xml:space="preserve">関数フィッティングを行うと、</w:t>
+      </w:r>
+      <w:r>
+        <w:rPr>
+          <w:rFonts w:ascii="Yu Gothic" w:cs="Yu Gothic" w:eastAsia="Yu Gothic" w:hAnsi="Yu Gothic"/>
+          <w:b/>
+          <w:bCs/>
+          <w:color w:val="1B1F24"/>
+          <w:sz w:val="21"/>
+          <w:szCs w:val="21"/>
+        </w:rPr>
+        <w:t xml:space="preserve">「当てはめた式の係数」と「R²」</w:t>
+      </w:r>
+      <w:r>
+        <w:rPr>
+          <w:rFonts w:ascii="Yu Gothic" w:cs="Yu Gothic" w:eastAsia="Yu Gothic" w:hAnsi="Yu Gothic"/>
+          <w:b w:val="false"/>
+          <w:bCs w:val="false"/>
+          <w:color w:val="1B1F24"/>
+          <w:sz w:val="21"/>
+          <w:szCs w:val="21"/>
+        </w:rPr>
+        <w:t xml:space="preserve">を算出します。その係数が何を意味するのかは、自分で考えてください。</w:t>
+      </w:r>
+      <w:r>
+        <w:rPr>
+          <w:rFonts w:ascii="Yu Gothic" w:cs="Yu Gothic" w:eastAsia="Yu Gothic" w:hAnsi="Yu Gothic"/>
+          <w:b w:val="false"/>
+          <w:bCs w:val="false"/>
+          <w:color w:val="1B1F24"/>
+          <w:sz w:val="21"/>
+          <w:szCs w:val="21"/>
+        </w:rPr>
+        <w:t xml:space="preserve">ヒント：例えば x–t を y = a t² + b t + c で当てはめたとき、加速度は 2a となります・・・よね？</w:t>
+      </w:r>
+    </w:p>
+    <w:tbl>
+      <w:tblPr>
+        <w:tblW w:type="dxa" w:w="9700"/>
+        <w:tblBorders>
+          <w:top w:val="single" w:color="auto" w:sz="4"/>
+          <w:left w:val="single" w:color="auto" w:sz="4"/>
+          <w:bottom w:val="single" w:color="auto" w:sz="4"/>
+          <w:right w:val="single" w:color="auto" w:sz="4"/>
+          <w:insideH w:val="single" w:color="auto" w:sz="4"/>
+          <w:insideV w:val="single" w:color="auto" w:sz="4"/>
+        </w:tblBorders>
+      </w:tblPr>
+      <w:tblGrid>
+        <w:gridCol w:w="9700"/>
+      </w:tblGrid>
+      <w:tr>
+        <w:trPr>
+          <w:cantSplit/>
+        </w:trPr>
+        <w:tc>
+          <w:tcPr>
+            <w:tcW w:type="dxa" w:w="9700"/>
+            <w:tcBorders>
+              <w:top w:val="single" w:color="0D4D94" w:sz="8"/>
+              <w:left w:val="single" w:color="0D4D94" w:sz="8"/>
+              <w:bottom w:val="single" w:color="0D4D94" w:sz="8"/>
+              <w:right w:val="single" w:color="0D4D94" w:sz="8"/>
+            </w:tcBorders>
+            <w:shd w:fill="EEF6FF" w:color="auto" w:val="clear"/>
+            <w:tcMar>
+              <w:top w:type="dxa" w:w="120"/>
+              <w:left w:type="dxa" w:w="180"/>
+              <w:bottom w:type="dxa" w:w="120"/>
+              <w:right w:type="dxa" w:w="180"/>
+            </w:tcMar>
+          </w:tcPr>
+          <w:p>
+            <w:pPr>
+              <w:spacing w:after="40"/>
+            </w:pPr>
+            <w:r>
+              <w:rPr>
+                <w:rFonts w:ascii="Yu Gothic" w:cs="Yu Gothic" w:eastAsia="Yu Gothic" w:hAnsi="Yu Gothic"/>
+                <w:b/>
+                <w:bCs/>
+                <w:color w:val="0D4D94"/>
+                <w:sz w:val="21"/>
+                <w:szCs w:val="21"/>
+              </w:rPr>
+              <w:t xml:space="preserve">つまずきやすいところ</w:t>
+            </w:r>
+          </w:p>
+          <w:p>
+            <w:pPr>
+              <w:spacing w:after="30" w:line="280"/>
+            </w:pPr>
+            <w:r>
+              <w:rPr>
+                <w:rFonts w:ascii="Yu Gothic" w:cs="Yu Gothic" w:eastAsia="Yu Gothic" w:hAnsi="Yu Gothic"/>
+                <w:b w:val="false"/>
+                <w:bCs w:val="false"/>
+                <w:color w:val="1B1F24"/>
+                <w:sz w:val="20"/>
+                <w:szCs w:val="20"/>
+              </w:rPr>
+              <w:t xml:space="preserve">● 3 で 原点・x軸・スケールの3つが揃わないと、4 のトラッキングには進めません。</w:t>
+            </w:r>
+          </w:p>
+          <w:p>
+            <w:pPr>
+              <w:spacing w:after="30" w:line="280"/>
+            </w:pPr>
+            <w:r>
+              <w:rPr>
+                <w:rFonts w:ascii="Yu Gothic" w:cs="Yu Gothic" w:eastAsia="Yu Gothic" w:hAnsi="Yu Gothic"/>
+                <w:b w:val="false"/>
+                <w:bCs w:val="false"/>
+                <w:color w:val="1B1F24"/>
+                <w:sz w:val="20"/>
+                <w:szCs w:val="20"/>
+              </w:rPr>
+              <w:t xml:space="preserve">● 押し間違えたら［1回分トラッキングを取り消す］。記録した点・原点・スケールは自動保存され、同じ動画をもう一度開けば続きからできます。</w:t>
+            </w:r>
+          </w:p>
+        </w:tc>
+      </w:tr>
+    </w:tbl>
+    <w:p>
+      <w:pPr>
+        <w:spacing w:after="40"/>
+      </w:pPr>
+    </w:p>
+    <w:p>
+      <w:pPr>
+        <w:keepNext/>
+        <w:pBdr>
+          <w:bottom w:val="single" w:color="2B4A6F" w:sz="10" w:space="4"/>
+        </w:pBdr>
+        <w:spacing w:after="100" w:before="200"/>
+      </w:pPr>
+      <w:r>
+        <w:rPr>
+          <w:rFonts w:ascii="Yu Gothic" w:cs="Yu Gothic" w:eastAsia="Yu Gothic" w:hAnsi="Yu Gothic"/>
+          <w:b/>
+          <w:bCs/>
+          <w:color w:val="173352"/>
+          <w:sz w:val="26"/>
+          <w:szCs w:val="26"/>
+        </w:rPr>
+        <w:t xml:space="preserve">6　より正確な分析のために</w:t>
+      </w:r>
+    </w:p>
+    <w:p>
+      <w:pPr>
+        <w:keepNext/>
+        <w:spacing w:after="40" w:before="60"/>
+      </w:pPr>
+      <w:r>
+        <w:rPr>
+          <w:rFonts w:ascii="Yu Gothic" w:cs="Yu Gothic" w:eastAsia="Yu Gothic" w:hAnsi="Yu Gothic"/>
+          <w:b/>
+          <w:bCs/>
+          <w:color w:val="173352"/>
+          <w:sz w:val="22"/>
+          <w:szCs w:val="22"/>
+        </w:rPr>
+        <w:t xml:space="preserve">(1) 進むフレーム数 N を、運動の速さに合わせる</w:t>
+      </w:r>
+    </w:p>
+    <w:p>
+      <w:pPr>
+        <w:spacing w:after="70" w:line="288"/>
+        <w:ind w:left="0"/>
+      </w:pPr>
+      <w:r>
+        <w:rPr>
+          <w:rFonts w:ascii="Yu Gothic" w:cs="Yu Gothic" w:eastAsia="Yu Gothic" w:hAnsi="Yu Gothic"/>
+          <w:b w:val="false"/>
+          <w:bCs w:val="false"/>
+          <w:color w:val="1B1F24"/>
+          <w:sz w:val="21"/>
+          <w:szCs w:val="21"/>
+        </w:rPr>
+        <w:t xml:space="preserve">4 のトラッキングでは、1回クリックするごとに N コマ進みます。この N が、グラフのきれいさを一番左右します。</w:t>
+      </w:r>
+    </w:p>
+    <w:p>
+      <w:pPr>
+        <w:spacing w:after="80" w:before="40"/>
+        <w:jc w:val="center"/>
+      </w:pPr>
+      <w:r>
+        <w:drawing>
+          <wp:inline distT="0" distB="0" distL="0" distR="0">
+            <wp:extent cx="5943600" cy="1905000"/>
+            <wp:effectExtent t="0" r="0" b="0" l="0"/>
+            <wp:docPr id="1" name="" descr="" title=""/>
+            <wp:cNvGraphicFramePr>
+              <a:graphicFrameLocks xmlns:a="http://schemas.openxmlformats.org/drawingml/2006/main" noChangeAspect="1"/>
+            </wp:cNvGraphicFramePr>
+            <a:graphic xmlns:a="http://schemas.openxmlformats.org/drawingml/2006/main">
+              <a:graphicData uri="http://schemas.openxmlformats.org/drawingml/2006/picture">
+                <pic:pic xmlns:pic="http://schemas.openxmlformats.org/drawingml/2006/picture">
+                  <pic:nvPicPr>
+                    <pic:cNvPr id="0" name="" descr=""/>
+                    <pic:cNvPicPr>
+                      <a:picLocks noChangeAspect="1" noChangeArrowheads="1"/>
+                    </pic:cNvPicPr>
+                  </pic:nvPicPr>
+                  <pic:blipFill>
+                    <a:blip r:embed="rId14" cstate="none"/>
+                    <a:srcRect/>
+                    <a:stretch>
+                      <a:fillRect/>
+                    </a:stretch>
+                  </pic:blipFill>
+                  <pic:spPr bwMode="auto">
+                    <a:xfrm>
+                      <a:off x="0" y="0"/>
+                      <a:ext cx="5943600" cy="1905000"/>
+                    </a:xfrm>
+                    <a:prstGeom prst="rect">
+                      <a:avLst/>
+                    </a:prstGeom>
+                  </pic:spPr>
+                </pic:pic>
+              </a:graphicData>
+            </a:graphic>
+          </wp:inline>
+        </w:drawing>
+      </w:r>
+    </w:p>
+    <w:p>
+      <w:pPr>
+        <w:spacing w:after="70" w:line="288"/>
+        <w:ind w:left="0"/>
+      </w:pPr>
+      <w:r>
+        <w:rPr>
+          <w:rFonts w:ascii="Yu Gothic" w:cs="Yu Gothic" w:eastAsia="Yu Gothic" w:hAnsi="Yu Gothic"/>
+          <w:b w:val="false"/>
+          <w:bCs w:val="false"/>
+          <w:color w:val="1B1F24"/>
+          <w:sz w:val="21"/>
+          <w:szCs w:val="21"/>
+        </w:rPr>
+        <w:t xml:space="preserve">クリックが 1〜2 px ずれるのは避けられません。点と点の間が短いほど、そのずれが v に大きく効き、a にはさらに大きく効きます。目安は「点と点の間が、画面の横はばの 2〜3 % 以上動くように N を選ぶ」です。</w:t>
+      </w:r>
+    </w:p>
+    <w:p>
+      <w:pPr>
+        <w:spacing w:after="60" w:line="288"/>
+        <w:ind w:left="0"/>
+      </w:pPr>
+      <w:r>
+        <w:rPr>
+          <w:rFonts w:ascii="Yu Gothic" w:cs="Yu Gothic" w:eastAsia="Yu Gothic" w:hAnsi="Yu Gothic"/>
+          <w:b w:val="false"/>
+          <w:bCs w:val="false"/>
+          <w:color w:val="1B1F24"/>
+          <w:sz w:val="21"/>
+          <w:szCs w:val="21"/>
+        </w:rPr>
+        <w:t xml:space="preserve">下の表は、30 コマ/秒で撮り、画面の横はばにだいたい 1 m が写っているときの目安です。60 コマ/秒で撮ったときは N を 2 倍、写っている範囲が 2 m なら「点と点の間」も 2 倍必要です。</w:t>
+      </w:r>
+    </w:p>
+    <w:tbl>
+      <w:tblPr>
+        <w:tblW w:type="dxa" w:w="9100"/>
+        <w:tblBorders>
+          <w:top w:val="single" w:color="AFBCCB" w:sz="4"/>
+          <w:left w:val="single" w:color="AFBCCB" w:sz="4"/>
+          <w:bottom w:val="single" w:color="AFBCCB" w:sz="4"/>
+          <w:right w:val="single" w:color="AFBCCB" w:sz="4"/>
+          <w:insideH w:val="single" w:color="AFBCCB" w:sz="4"/>
+          <w:insideV w:val="single" w:color="AFBCCB" w:sz="4"/>
+        </w:tblBorders>
+      </w:tblPr>
+      <w:tblGrid>
+        <w:gridCol w:w="2900"/>
+        <w:gridCol w:w="2200"/>
+        <w:gridCol w:w="1900"/>
+        <w:gridCol w:w="2100"/>
+      </w:tblGrid>
+      <w:tr>
+        <w:trPr>
+          <w:tblHeader/>
+        </w:trPr>
+        <w:tc>
+          <w:tcPr>
+            <w:tcW w:type="dxa" w:w="2900"/>
+            <w:shd w:fill="E8F0F9" w:color="auto" w:val="clear"/>
+            <w:tcMar>
+              <w:top w:type="dxa" w:w="50"/>
+              <w:left w:type="dxa" w:w="110"/>
+              <w:bottom w:type="dxa" w:w="50"/>
+              <w:right w:type="dxa" w:w="110"/>
+            </w:tcMar>
+          </w:tcPr>
+          <w:p>
+            <w:pPr>
+              <w:spacing w:after="0" w:line="250"/>
+              <w:jc w:val="center"/>
+            </w:pPr>
+            <w:r>
+              <w:rPr>
+                <w:rFonts w:ascii="Yu Gothic" w:cs="Yu Gothic" w:eastAsia="Yu Gothic" w:hAnsi="Yu Gothic"/>
+                <w:b/>
+                <w:bCs/>
+                <w:color w:val="173352"/>
+                <w:sz w:val="19"/>
+                <w:szCs w:val="19"/>
+              </w:rPr>
+              <w:t xml:space="preserve">物体の速さ</w:t>
+            </w:r>
+          </w:p>
+        </w:tc>
+        <w:tc>
+          <w:tcPr>
+            <w:tcW w:type="dxa" w:w="2200"/>
+            <w:shd w:fill="E8F0F9" w:color="auto" w:val="clear"/>
+            <w:tcMar>
+              <w:top w:type="dxa" w:w="50"/>
+              <w:left w:type="dxa" w:w="110"/>
+              <w:bottom w:type="dxa" w:w="50"/>
+              <w:right w:type="dxa" w:w="110"/>
+            </w:tcMar>
+          </w:tcPr>
+          <w:p>
+            <w:pPr>
+              <w:spacing w:after="0" w:line="250"/>
+              <w:jc w:val="center"/>
+            </w:pPr>
+            <w:r>
+              <w:rPr>
+                <w:rFonts w:ascii="Yu Gothic" w:cs="Yu Gothic" w:eastAsia="Yu Gothic" w:hAnsi="Yu Gothic"/>
+                <w:b/>
+                <w:bCs/>
+                <w:color w:val="173352"/>
+                <w:sz w:val="19"/>
+                <w:szCs w:val="19"/>
+              </w:rPr>
+              <w:t xml:space="preserve">1 コマで進む距離</w:t>
+            </w:r>
+          </w:p>
+        </w:tc>
+        <w:tc>
+          <w:tcPr>
+            <w:tcW w:type="dxa" w:w="1900"/>
+            <w:shd w:fill="E8F0F9" w:color="auto" w:val="clear"/>
+            <w:tcMar>
+              <w:top w:type="dxa" w:w="50"/>
+              <w:left w:type="dxa" w:w="110"/>
+              <w:bottom w:type="dxa" w:w="50"/>
+              <w:right w:type="dxa" w:w="110"/>
+            </w:tcMar>
+          </w:tcPr>
+          <w:p>
+            <w:pPr>
+              <w:spacing w:after="0" w:line="250"/>
+              <w:jc w:val="center"/>
+            </w:pPr>
+            <w:r>
+              <w:rPr>
+                <w:rFonts w:ascii="Yu Gothic" w:cs="Yu Gothic" w:eastAsia="Yu Gothic" w:hAnsi="Yu Gothic"/>
+                <w:b/>
+                <w:bCs/>
+                <w:color w:val="173352"/>
+                <w:sz w:val="19"/>
+                <w:szCs w:val="19"/>
+              </w:rPr>
+              <w:t xml:space="preserve">おすすめの N</w:t>
+            </w:r>
+          </w:p>
+        </w:tc>
+        <w:tc>
+          <w:tcPr>
+            <w:tcW w:type="dxa" w:w="2100"/>
+            <w:shd w:fill="E8F0F9" w:color="auto" w:val="clear"/>
+            <w:tcMar>
+              <w:top w:type="dxa" w:w="50"/>
+              <w:left w:type="dxa" w:w="110"/>
+              <w:bottom w:type="dxa" w:w="50"/>
+              <w:right w:type="dxa" w:w="110"/>
+            </w:tcMar>
+          </w:tcPr>
+          <w:p>
+            <w:pPr>
+              <w:spacing w:after="0" w:line="250"/>
+              <w:jc w:val="center"/>
+            </w:pPr>
+            <w:r>
+              <w:rPr>
+                <w:rFonts w:ascii="Yu Gothic" w:cs="Yu Gothic" w:eastAsia="Yu Gothic" w:hAnsi="Yu Gothic"/>
+                <w:b/>
+                <w:bCs/>
+                <w:color w:val="173352"/>
+                <w:sz w:val="19"/>
+                <w:szCs w:val="19"/>
+              </w:rPr>
+              <w:t xml:space="preserve">点と点の間</w:t>
+            </w:r>
+          </w:p>
+        </w:tc>
+      </w:tr>
+      <w:tr>
+        <w:tc>
+          <w:tcPr>
+            <w:tcW w:type="dxa" w:w="2900"/>
+            <w:tcMar>
+              <w:top w:type="dxa" w:w="50"/>
+              <w:left w:type="dxa" w:w="110"/>
+              <w:bottom w:type="dxa" w:w="50"/>
+              <w:right w:type="dxa" w:w="110"/>
+            </w:tcMar>
+          </w:tcPr>
+          <w:p>
+            <w:pPr>
+              <w:spacing w:after="0" w:line="250"/>
+              <w:jc w:val="center"/>
+            </w:pPr>
+            <w:r>
+              <w:rPr>
+                <w:rFonts w:ascii="Yu Gothic" w:cs="Yu Gothic" w:eastAsia="Yu Gothic" w:hAnsi="Yu Gothic"/>
+                <w:b w:val="false"/>
+                <w:bCs w:val="false"/>
+                <w:color w:val="1B1F24"/>
+                <w:sz w:val="19"/>
+                <w:szCs w:val="19"/>
+              </w:rPr>
+              <w:t xml:space="preserve">0.1 m/s（ゆっくり）</w:t>
+            </w:r>
+          </w:p>
+        </w:tc>
+        <w:tc>
+          <w:tcPr>
+            <w:tcW w:type="dxa" w:w="2200"/>
+            <w:tcMar>
+              <w:top w:type="dxa" w:w="50"/>
+              <w:left w:type="dxa" w:w="110"/>
+              <w:bottom w:type="dxa" w:w="50"/>
+              <w:right w:type="dxa" w:w="110"/>
+            </w:tcMar>
+          </w:tcPr>
+          <w:p>
+            <w:pPr>
+              <w:spacing w:after="0" w:line="250"/>
+              <w:jc w:val="center"/>
+            </w:pPr>
+            <w:r>
+              <w:rPr>
+                <w:rFonts w:ascii="Yu Gothic" w:cs="Yu Gothic" w:eastAsia="Yu Gothic" w:hAnsi="Yu Gothic"/>
+                <w:b w:val="false"/>
+                <w:bCs w:val="false"/>
+                <w:color w:val="1B1F24"/>
+                <w:sz w:val="19"/>
+                <w:szCs w:val="19"/>
+              </w:rPr>
+              <w:t xml:space="preserve">0.3 cm</w:t>
+            </w:r>
+          </w:p>
+        </w:tc>
+        <w:tc>
+          <w:tcPr>
+            <w:tcW w:type="dxa" w:w="1900"/>
+            <w:tcMar>
+              <w:top w:type="dxa" w:w="50"/>
+              <w:left w:type="dxa" w:w="110"/>
+              <w:bottom w:type="dxa" w:w="50"/>
+              <w:right w:type="dxa" w:w="110"/>
+            </w:tcMar>
+          </w:tcPr>
+          <w:p>
+            <w:pPr>
+              <w:spacing w:after="0" w:line="250"/>
+              <w:jc w:val="center"/>
+            </w:pPr>
+            <w:r>
+              <w:rPr>
+                <w:rFonts w:ascii="Yu Gothic" w:cs="Yu Gothic" w:eastAsia="Yu Gothic" w:hAnsi="Yu Gothic"/>
+                <w:b w:val="false"/>
+                <w:bCs w:val="false"/>
+                <w:color w:val="1B1F24"/>
+                <w:sz w:val="19"/>
+                <w:szCs w:val="19"/>
+              </w:rPr>
+              <w:t xml:space="preserve">8 〜 10</w:t>
+            </w:r>
+          </w:p>
+        </w:tc>
+        <w:tc>
+          <w:tcPr>
+            <w:tcW w:type="dxa" w:w="2100"/>
+            <w:tcMar>
+              <w:top w:type="dxa" w:w="50"/>
+              <w:left w:type="dxa" w:w="110"/>
+              <w:bottom w:type="dxa" w:w="50"/>
+              <w:right w:type="dxa" w:w="110"/>
+            </w:tcMar>
+          </w:tcPr>
+          <w:p>
+            <w:pPr>
+              <w:spacing w:after="0" w:line="250"/>
+              <w:jc w:val="center"/>
+            </w:pPr>
+            <w:r>
+              <w:rPr>
+                <w:rFonts w:ascii="Yu Gothic" w:cs="Yu Gothic" w:eastAsia="Yu Gothic" w:hAnsi="Yu Gothic"/>
+                <w:b w:val="false"/>
+                <w:bCs w:val="false"/>
+                <w:color w:val="1B1F24"/>
+                <w:sz w:val="19"/>
+                <w:szCs w:val="19"/>
+              </w:rPr>
+              <w:t xml:space="preserve">約 3 cm</w:t>
+            </w:r>
+          </w:p>
+        </w:tc>
+      </w:tr>
+      <w:tr>
+        <w:tc>
+          <w:tcPr>
+            <w:tcW w:type="dxa" w:w="2900"/>
+            <w:tcMar>
+              <w:top w:type="dxa" w:w="50"/>
+              <w:left w:type="dxa" w:w="110"/>
+              <w:bottom w:type="dxa" w:w="50"/>
+              <w:right w:type="dxa" w:w="110"/>
+            </w:tcMar>
+          </w:tcPr>
+          <w:p>
+            <w:pPr>
+              <w:spacing w:after="0" w:line="250"/>
+              <w:jc w:val="center"/>
+            </w:pPr>
+            <w:r>
+              <w:rPr>
+                <w:rFonts w:ascii="Yu Gothic" w:cs="Yu Gothic" w:eastAsia="Yu Gothic" w:hAnsi="Yu Gothic"/>
+                <w:b w:val="false"/>
+                <w:bCs w:val="false"/>
+                <w:color w:val="1B1F24"/>
+                <w:sz w:val="19"/>
+                <w:szCs w:val="19"/>
+              </w:rPr>
+              <w:t xml:space="preserve">0.2 m/s</w:t>
+            </w:r>
+          </w:p>
+        </w:tc>
+        <w:tc>
+          <w:tcPr>
+            <w:tcW w:type="dxa" w:w="2200"/>
+            <w:tcMar>
+              <w:top w:type="dxa" w:w="50"/>
+              <w:left w:type="dxa" w:w="110"/>
+              <w:bottom w:type="dxa" w:w="50"/>
+              <w:right w:type="dxa" w:w="110"/>
+            </w:tcMar>
+          </w:tcPr>
+          <w:p>
+            <w:pPr>
+              <w:spacing w:after="0" w:line="250"/>
+              <w:jc w:val="center"/>
+            </w:pPr>
+            <w:r>
+              <w:rPr>
+                <w:rFonts w:ascii="Yu Gothic" w:cs="Yu Gothic" w:eastAsia="Yu Gothic" w:hAnsi="Yu Gothic"/>
+                <w:b w:val="false"/>
+                <w:bCs w:val="false"/>
+                <w:color w:val="1B1F24"/>
+                <w:sz w:val="19"/>
+                <w:szCs w:val="19"/>
+              </w:rPr>
+              <w:t xml:space="preserve">0.7 cm</w:t>
+            </w:r>
+          </w:p>
+        </w:tc>
+        <w:tc>
+          <w:tcPr>
+            <w:tcW w:type="dxa" w:w="1900"/>
+            <w:tcMar>
+              <w:top w:type="dxa" w:w="50"/>
+              <w:left w:type="dxa" w:w="110"/>
+              <w:bottom w:type="dxa" w:w="50"/>
+              <w:right w:type="dxa" w:w="110"/>
+            </w:tcMar>
+          </w:tcPr>
+          <w:p>
+            <w:pPr>
+              <w:spacing w:after="0" w:line="250"/>
+              <w:jc w:val="center"/>
+            </w:pPr>
+            <w:r>
+              <w:rPr>
+                <w:rFonts w:ascii="Yu Gothic" w:cs="Yu Gothic" w:eastAsia="Yu Gothic" w:hAnsi="Yu Gothic"/>
+                <w:b w:val="false"/>
+                <w:bCs w:val="false"/>
+                <w:color w:val="1B1F24"/>
+                <w:sz w:val="19"/>
+                <w:szCs w:val="19"/>
+              </w:rPr>
+              <w:t xml:space="preserve">4 〜 5</w:t>
+            </w:r>
+          </w:p>
+        </w:tc>
+        <w:tc>
+          <w:tcPr>
+            <w:tcW w:type="dxa" w:w="2100"/>
+            <w:tcMar>
+              <w:top w:type="dxa" w:w="50"/>
+              <w:left w:type="dxa" w:w="110"/>
+              <w:bottom w:type="dxa" w:w="50"/>
+              <w:right w:type="dxa" w:w="110"/>
+            </w:tcMar>
+          </w:tcPr>
+          <w:p>
+            <w:pPr>
+              <w:spacing w:after="0" w:line="250"/>
+              <w:jc w:val="center"/>
+            </w:pPr>
+            <w:r>
+              <w:rPr>
+                <w:rFonts w:ascii="Yu Gothic" w:cs="Yu Gothic" w:eastAsia="Yu Gothic" w:hAnsi="Yu Gothic"/>
+                <w:b w:val="false"/>
+                <w:bCs w:val="false"/>
+                <w:color w:val="1B1F24"/>
+                <w:sz w:val="19"/>
+                <w:szCs w:val="19"/>
+              </w:rPr>
+              <w:t xml:space="preserve">約 3 cm</w:t>
+            </w:r>
+          </w:p>
+        </w:tc>
+      </w:tr>
+      <w:tr>
+        <w:tc>
+          <w:tcPr>
+            <w:tcW w:type="dxa" w:w="2900"/>
+            <w:tcMar>
+              <w:top w:type="dxa" w:w="50"/>
+              <w:left w:type="dxa" w:w="110"/>
+              <w:bottom w:type="dxa" w:w="50"/>
+              <w:right w:type="dxa" w:w="110"/>
+            </w:tcMar>
+          </w:tcPr>
+          <w:p>
+            <w:pPr>
+              <w:spacing w:after="0" w:line="250"/>
+              <w:jc w:val="center"/>
+            </w:pPr>
+            <w:r>
+              <w:rPr>
+                <w:rFonts w:ascii="Yu Gothic" w:cs="Yu Gothic" w:eastAsia="Yu Gothic" w:hAnsi="Yu Gothic"/>
+                <w:b w:val="false"/>
+                <w:bCs w:val="false"/>
+                <w:color w:val="1B1F24"/>
+                <w:sz w:val="19"/>
+                <w:szCs w:val="19"/>
+              </w:rPr>
+              <w:t xml:space="preserve">0.5 m/s</w:t>
+            </w:r>
+          </w:p>
+        </w:tc>
+        <w:tc>
+          <w:tcPr>
+            <w:tcW w:type="dxa" w:w="2200"/>
+            <w:tcMar>
+              <w:top w:type="dxa" w:w="50"/>
+              <w:left w:type="dxa" w:w="110"/>
+              <w:bottom w:type="dxa" w:w="50"/>
+              <w:right w:type="dxa" w:w="110"/>
+            </w:tcMar>
+          </w:tcPr>
+          <w:p>
+            <w:pPr>
+              <w:spacing w:after="0" w:line="250"/>
+              <w:jc w:val="center"/>
+            </w:pPr>
+            <w:r>
+              <w:rPr>
+                <w:rFonts w:ascii="Yu Gothic" w:cs="Yu Gothic" w:eastAsia="Yu Gothic" w:hAnsi="Yu Gothic"/>
+                <w:b w:val="false"/>
+                <w:bCs w:val="false"/>
+                <w:color w:val="1B1F24"/>
+                <w:sz w:val="19"/>
+                <w:szCs w:val="19"/>
+              </w:rPr>
+              <w:t xml:space="preserve">1.7 cm</w:t>
+            </w:r>
+          </w:p>
+        </w:tc>
+        <w:tc>
+          <w:tcPr>
+            <w:tcW w:type="dxa" w:w="1900"/>
+            <w:tcMar>
+              <w:top w:type="dxa" w:w="50"/>
+              <w:left w:type="dxa" w:w="110"/>
+              <w:bottom w:type="dxa" w:w="50"/>
+              <w:right w:type="dxa" w:w="110"/>
+            </w:tcMar>
+          </w:tcPr>
+          <w:p>
+            <w:pPr>
+              <w:spacing w:after="0" w:line="250"/>
+              <w:jc w:val="center"/>
+            </w:pPr>
+            <w:r>
+              <w:rPr>
+                <w:rFonts w:ascii="Yu Gothic" w:cs="Yu Gothic" w:eastAsia="Yu Gothic" w:hAnsi="Yu Gothic"/>
+                <w:b w:val="false"/>
+                <w:bCs w:val="false"/>
+                <w:color w:val="1B1F24"/>
+                <w:sz w:val="19"/>
+                <w:szCs w:val="19"/>
+              </w:rPr>
+              <w:t xml:space="preserve">2</w:t>
+            </w:r>
+          </w:p>
+        </w:tc>
+        <w:tc>
+          <w:tcPr>
+            <w:tcW w:type="dxa" w:w="2100"/>
+            <w:tcMar>
+              <w:top w:type="dxa" w:w="50"/>
+              <w:left w:type="dxa" w:w="110"/>
+              <w:bottom w:type="dxa" w:w="50"/>
+              <w:right w:type="dxa" w:w="110"/>
+            </w:tcMar>
+          </w:tcPr>
+          <w:p>
+            <w:pPr>
+              <w:spacing w:after="0" w:line="250"/>
+              <w:jc w:val="center"/>
+            </w:pPr>
+            <w:r>
+              <w:rPr>
+                <w:rFonts w:ascii="Yu Gothic" w:cs="Yu Gothic" w:eastAsia="Yu Gothic" w:hAnsi="Yu Gothic"/>
+                <w:b w:val="false"/>
+                <w:bCs w:val="false"/>
+                <w:color w:val="1B1F24"/>
+                <w:sz w:val="19"/>
+                <w:szCs w:val="19"/>
+              </w:rPr>
+              <w:t xml:space="preserve">約 3 cm</w:t>
+            </w:r>
+          </w:p>
+        </w:tc>
+      </w:tr>
+      <w:tr>
+        <w:tc>
+          <w:tcPr>
+            <w:tcW w:type="dxa" w:w="2900"/>
+            <w:tcMar>
+              <w:top w:type="dxa" w:w="50"/>
+              <w:left w:type="dxa" w:w="110"/>
+              <w:bottom w:type="dxa" w:w="50"/>
+              <w:right w:type="dxa" w:w="110"/>
+            </w:tcMar>
+          </w:tcPr>
+          <w:p>
+            <w:pPr>
+              <w:spacing w:after="0" w:line="250"/>
+              <w:jc w:val="center"/>
+            </w:pPr>
+            <w:r>
+              <w:rPr>
+                <w:rFonts w:ascii="Yu Gothic" w:cs="Yu Gothic" w:eastAsia="Yu Gothic" w:hAnsi="Yu Gothic"/>
+                <w:b w:val="false"/>
+                <w:bCs w:val="false"/>
+                <w:color w:val="1B1F24"/>
+                <w:sz w:val="19"/>
+                <w:szCs w:val="19"/>
+              </w:rPr>
+              <w:t xml:space="preserve">1 m/s（歩くくらい）</w:t>
+            </w:r>
+          </w:p>
+        </w:tc>
+        <w:tc>
+          <w:tcPr>
+            <w:tcW w:type="dxa" w:w="2200"/>
+            <w:tcMar>
+              <w:top w:type="dxa" w:w="50"/>
+              <w:left w:type="dxa" w:w="110"/>
+              <w:bottom w:type="dxa" w:w="50"/>
+              <w:right w:type="dxa" w:w="110"/>
+            </w:tcMar>
+          </w:tcPr>
+          <w:p>
+            <w:pPr>
+              <w:spacing w:after="0" w:line="250"/>
+              <w:jc w:val="center"/>
+            </w:pPr>
+            <w:r>
+              <w:rPr>
+                <w:rFonts w:ascii="Yu Gothic" w:cs="Yu Gothic" w:eastAsia="Yu Gothic" w:hAnsi="Yu Gothic"/>
+                <w:b w:val="false"/>
+                <w:bCs w:val="false"/>
+                <w:color w:val="1B1F24"/>
+                <w:sz w:val="19"/>
+                <w:szCs w:val="19"/>
+              </w:rPr>
+              <w:t xml:space="preserve">3.3 cm</w:t>
+            </w:r>
+          </w:p>
+        </w:tc>
+        <w:tc>
+          <w:tcPr>
+            <w:tcW w:type="dxa" w:w="1900"/>
+            <w:tcMar>
+              <w:top w:type="dxa" w:w="50"/>
+              <w:left w:type="dxa" w:w="110"/>
+              <w:bottom w:type="dxa" w:w="50"/>
+              <w:right w:type="dxa" w:w="110"/>
+            </w:tcMar>
+          </w:tcPr>
+          <w:p>
+            <w:pPr>
+              <w:spacing w:after="0" w:line="250"/>
+              <w:jc w:val="center"/>
+            </w:pPr>
+            <w:r>
+              <w:rPr>
+                <w:rFonts w:ascii="Yu Gothic" w:cs="Yu Gothic" w:eastAsia="Yu Gothic" w:hAnsi="Yu Gothic"/>
+                <w:b w:val="false"/>
+                <w:bCs w:val="false"/>
+                <w:color w:val="1B1F24"/>
+                <w:sz w:val="19"/>
+                <w:szCs w:val="19"/>
+              </w:rPr>
+              <w:t xml:space="preserve">1 〜 2</w:t>
+            </w:r>
+          </w:p>
+        </w:tc>
+        <w:tc>
+          <w:tcPr>
+            <w:tcW w:type="dxa" w:w="2100"/>
+            <w:tcMar>
+              <w:top w:type="dxa" w:w="50"/>
+              <w:left w:type="dxa" w:w="110"/>
+              <w:bottom w:type="dxa" w:w="50"/>
+              <w:right w:type="dxa" w:w="110"/>
+            </w:tcMar>
+          </w:tcPr>
+          <w:p>
+            <w:pPr>
+              <w:spacing w:after="0" w:line="250"/>
+              <w:jc w:val="center"/>
+            </w:pPr>
+            <w:r>
+              <w:rPr>
+                <w:rFonts w:ascii="Yu Gothic" w:cs="Yu Gothic" w:eastAsia="Yu Gothic" w:hAnsi="Yu Gothic"/>
+                <w:b w:val="false"/>
+                <w:bCs w:val="false"/>
+                <w:color w:val="1B1F24"/>
+                <w:sz w:val="19"/>
+                <w:szCs w:val="19"/>
+              </w:rPr>
+              <w:t xml:space="preserve">約 3 〜 7 cm</w:t>
+            </w:r>
+          </w:p>
+        </w:tc>
+      </w:tr>
+      <w:tr>
+        <w:tc>
+          <w:tcPr>
+            <w:tcW w:type="dxa" w:w="2900"/>
+            <w:tcMar>
+              <w:top w:type="dxa" w:w="50"/>
+              <w:left w:type="dxa" w:w="110"/>
+              <w:bottom w:type="dxa" w:w="50"/>
+              <w:right w:type="dxa" w:w="110"/>
+            </w:tcMar>
+          </w:tcPr>
+          <w:p>
+            <w:pPr>
+              <w:spacing w:after="0" w:line="250"/>
+              <w:jc w:val="center"/>
+            </w:pPr>
+            <w:r>
+              <w:rPr>
+                <w:rFonts w:ascii="Yu Gothic" w:cs="Yu Gothic" w:eastAsia="Yu Gothic" w:hAnsi="Yu Gothic"/>
+                <w:b w:val="false"/>
+                <w:bCs w:val="false"/>
+                <w:color w:val="1B1F24"/>
+                <w:sz w:val="19"/>
+                <w:szCs w:val="19"/>
+              </w:rPr>
+              <w:t xml:space="preserve">2 m/s</w:t>
+            </w:r>
+          </w:p>
+        </w:tc>
+        <w:tc>
+          <w:tcPr>
+            <w:tcW w:type="dxa" w:w="2200"/>
+            <w:tcMar>
+              <w:top w:type="dxa" w:w="50"/>
+              <w:left w:type="dxa" w:w="110"/>
+              <w:bottom w:type="dxa" w:w="50"/>
+              <w:right w:type="dxa" w:w="110"/>
+            </w:tcMar>
+          </w:tcPr>
+          <w:p>
+            <w:pPr>
+              <w:spacing w:after="0" w:line="250"/>
+              <w:jc w:val="center"/>
+            </w:pPr>
+            <w:r>
+              <w:rPr>
+                <w:rFonts w:ascii="Yu Gothic" w:cs="Yu Gothic" w:eastAsia="Yu Gothic" w:hAnsi="Yu Gothic"/>
+                <w:b w:val="false"/>
+                <w:bCs w:val="false"/>
+                <w:color w:val="1B1F24"/>
+                <w:sz w:val="19"/>
+                <w:szCs w:val="19"/>
+              </w:rPr>
+              <w:t xml:space="preserve">6.7 cm</w:t>
+            </w:r>
+          </w:p>
+        </w:tc>
+        <w:tc>
+          <w:tcPr>
+            <w:tcW w:type="dxa" w:w="1900"/>
+            <w:tcMar>
+              <w:top w:type="dxa" w:w="50"/>
+              <w:left w:type="dxa" w:w="110"/>
+              <w:bottom w:type="dxa" w:w="50"/>
+              <w:right w:type="dxa" w:w="110"/>
+            </w:tcMar>
+          </w:tcPr>
+          <w:p>
+            <w:pPr>
+              <w:spacing w:after="0" w:line="250"/>
+              <w:jc w:val="center"/>
+            </w:pPr>
+            <w:r>
+              <w:rPr>
+                <w:rFonts w:ascii="Yu Gothic" w:cs="Yu Gothic" w:eastAsia="Yu Gothic" w:hAnsi="Yu Gothic"/>
+                <w:b w:val="false"/>
+                <w:bCs w:val="false"/>
+                <w:color w:val="1B1F24"/>
+                <w:sz w:val="19"/>
+                <w:szCs w:val="19"/>
+              </w:rPr>
+              <w:t xml:space="preserve">1</w:t>
+            </w:r>
+          </w:p>
+        </w:tc>
+        <w:tc>
+          <w:tcPr>
+            <w:tcW w:type="dxa" w:w="2100"/>
+            <w:tcMar>
+              <w:top w:type="dxa" w:w="50"/>
+              <w:left w:type="dxa" w:w="110"/>
+              <w:bottom w:type="dxa" w:w="50"/>
+              <w:right w:type="dxa" w:w="110"/>
+            </w:tcMar>
+          </w:tcPr>
+          <w:p>
+            <w:pPr>
+              <w:spacing w:after="0" w:line="250"/>
+              <w:jc w:val="center"/>
+            </w:pPr>
+            <w:r>
+              <w:rPr>
+                <w:rFonts w:ascii="Yu Gothic" w:cs="Yu Gothic" w:eastAsia="Yu Gothic" w:hAnsi="Yu Gothic"/>
+                <w:b w:val="false"/>
+                <w:bCs w:val="false"/>
+                <w:color w:val="1B1F24"/>
+                <w:sz w:val="19"/>
+                <w:szCs w:val="19"/>
+              </w:rPr>
+              <w:t xml:space="preserve">約 7 cm</w:t>
+            </w:r>
+          </w:p>
+        </w:tc>
+      </w:tr>
+      <w:tr>
+        <w:tc>
+          <w:tcPr>
+            <w:tcW w:type="dxa" w:w="2900"/>
+            <w:tcMar>
+              <w:top w:type="dxa" w:w="50"/>
+              <w:left w:type="dxa" w:w="110"/>
+              <w:bottom w:type="dxa" w:w="50"/>
+              <w:right w:type="dxa" w:w="110"/>
+            </w:tcMar>
+          </w:tcPr>
+          <w:p>
+            <w:pPr>
+              <w:spacing w:after="0" w:line="250"/>
+              <w:jc w:val="center"/>
+            </w:pPr>
+            <w:r>
+              <w:rPr>
+                <w:rFonts w:ascii="Yu Gothic" w:cs="Yu Gothic" w:eastAsia="Yu Gothic" w:hAnsi="Yu Gothic"/>
+                <w:b w:val="false"/>
+                <w:bCs w:val="false"/>
+                <w:color w:val="1B1F24"/>
+                <w:sz w:val="19"/>
+                <w:szCs w:val="19"/>
+              </w:rPr>
+              <w:t xml:space="preserve">5 m/s（落下・投射）</w:t>
+            </w:r>
+          </w:p>
+        </w:tc>
+        <w:tc>
+          <w:tcPr>
+            <w:tcW w:type="dxa" w:w="2200"/>
+            <w:tcMar>
+              <w:top w:type="dxa" w:w="50"/>
+              <w:left w:type="dxa" w:w="110"/>
+              <w:bottom w:type="dxa" w:w="50"/>
+              <w:right w:type="dxa" w:w="110"/>
+            </w:tcMar>
+          </w:tcPr>
+          <w:p>
+            <w:pPr>
+              <w:spacing w:after="0" w:line="250"/>
+              <w:jc w:val="center"/>
+            </w:pPr>
+            <w:r>
+              <w:rPr>
+                <w:rFonts w:ascii="Yu Gothic" w:cs="Yu Gothic" w:eastAsia="Yu Gothic" w:hAnsi="Yu Gothic"/>
+                <w:b w:val="false"/>
+                <w:bCs w:val="false"/>
+                <w:color w:val="1B1F24"/>
+                <w:sz w:val="19"/>
+                <w:szCs w:val="19"/>
+              </w:rPr>
+              <w:t xml:space="preserve">17 cm</w:t>
+            </w:r>
+          </w:p>
+        </w:tc>
+        <w:tc>
+          <w:tcPr>
+            <w:tcW w:type="dxa" w:w="1900"/>
+            <w:tcMar>
+              <w:top w:type="dxa" w:w="50"/>
+              <w:left w:type="dxa" w:w="110"/>
+              <w:bottom w:type="dxa" w:w="50"/>
+              <w:right w:type="dxa" w:w="110"/>
+            </w:tcMar>
+          </w:tcPr>
+          <w:p>
+            <w:pPr>
+              <w:spacing w:after="0" w:line="250"/>
+              <w:jc w:val="center"/>
+            </w:pPr>
+            <w:r>
+              <w:rPr>
+                <w:rFonts w:ascii="Yu Gothic" w:cs="Yu Gothic" w:eastAsia="Yu Gothic" w:hAnsi="Yu Gothic"/>
+                <w:b w:val="false"/>
+                <w:bCs w:val="false"/>
+                <w:color w:val="1B1F24"/>
+                <w:sz w:val="19"/>
+                <w:szCs w:val="19"/>
+              </w:rPr>
+              <w:t xml:space="preserve">1</w:t>
+            </w:r>
+          </w:p>
+        </w:tc>
+        <w:tc>
+          <w:tcPr>
+            <w:tcW w:type="dxa" w:w="2100"/>
+            <w:tcMar>
+              <w:top w:type="dxa" w:w="50"/>
+              <w:left w:type="dxa" w:w="110"/>
+              <w:bottom w:type="dxa" w:w="50"/>
+              <w:right w:type="dxa" w:w="110"/>
+            </w:tcMar>
+          </w:tcPr>
+          <w:p>
+            <w:pPr>
+              <w:spacing w:after="0" w:line="250"/>
+              <w:jc w:val="center"/>
+            </w:pPr>
+            <w:r>
+              <w:rPr>
+                <w:rFonts w:ascii="Yu Gothic" w:cs="Yu Gothic" w:eastAsia="Yu Gothic" w:hAnsi="Yu Gothic"/>
+                <w:b w:val="false"/>
+                <w:bCs w:val="false"/>
+                <w:color w:val="1B1F24"/>
+                <w:sz w:val="19"/>
+                <w:szCs w:val="19"/>
+              </w:rPr>
+              <w:t xml:space="preserve">約 17 cm</w:t>
+            </w:r>
+          </w:p>
+        </w:tc>
+      </w:tr>
+    </w:tbl>
+    <w:p>
+      <w:pPr>
+        <w:spacing w:after="60"/>
+      </w:pPr>
+    </w:p>
+    <w:p>
+      <w:pPr>
+        <w:spacing w:after="38" w:line="272"/>
         <w:ind w:left="230" w:hanging="230"/>
       </w:pPr>
       <w:r>
@@ -1140,21 +2300,21 @@
           <w:sz w:val="21"/>
           <w:szCs w:val="21"/>
         </w:rPr>
-        <w:t xml:space="preserve">グラフがギザギザになる</w:t>
-      </w:r>
-      <w:r>
-        <w:rPr>
-          <w:rFonts w:ascii="Yu Gothic" w:cs="Yu Gothic" w:eastAsia="Yu Gothic" w:hAnsi="Yu Gothic"/>
-          <w:color w:val="1B1F24"/>
-          <w:sz w:val="21"/>
-          <w:szCs w:val="21"/>
-        </w:rPr>
-        <w:t xml:space="preserve">　トラッキングの際のクリックのずれが原因です。「進むフレーム数 N」を 4〜6 にして、間を空けて記録し直すと落ち着きます。</w:t>
-      </w:r>
-    </w:p>
-    <w:p>
-      <w:pPr>
-        <w:spacing w:after="44" w:line="276"/>
+        <w:t xml:space="preserve">N を大きくしすぎない</w:t>
+      </w:r>
+      <w:r>
+        <w:rPr>
+          <w:rFonts w:ascii="Yu Gothic" w:cs="Yu Gothic" w:eastAsia="Yu Gothic" w:hAnsi="Yu Gothic"/>
+          <w:color w:val="1B1F24"/>
+          <w:sz w:val="21"/>
+          <w:szCs w:val="21"/>
+        </w:rPr>
+        <w:t xml:space="preserve">　記録する点が 15 〜 25 個になるくらいが目安です。点が少なすぎると、グラフの形が読めません。</w:t>
+      </w:r>
+    </w:p>
+    <w:p>
+      <w:pPr>
+        <w:spacing w:after="38" w:line="272"/>
         <w:ind w:left="230" w:hanging="230"/>
       </w:pPr>
       <w:r>
@@ -1175,6 +2335,775 @@
           <w:sz w:val="21"/>
           <w:szCs w:val="21"/>
         </w:rPr>
+        <w:t xml:space="preserve">等加速度運動なら、N を大きくしても a はずれない</w:t>
+      </w:r>
+      <w:r>
+        <w:rPr>
+          <w:rFonts w:ascii="Yu Gothic" w:cs="Yu Gothic" w:eastAsia="Yu Gothic" w:hAnsi="Yu Gothic"/>
+          <w:color w:val="1B1F24"/>
+          <w:sz w:val="21"/>
+          <w:szCs w:val="21"/>
+        </w:rPr>
+        <w:t xml:space="preserve">　斜面や落下のように a が一定の運動では、間をあけても加速度は正しく出ます。安心して N を大きくしてください。</w:t>
+      </w:r>
+    </w:p>
+    <w:p>
+      <w:pPr>
+        <w:spacing w:after="38" w:line="272"/>
+        <w:ind w:left="230" w:hanging="230"/>
+      </w:pPr>
+      <w:r>
+        <w:rPr>
+          <w:rFonts w:ascii="Yu Gothic" w:cs="Yu Gothic" w:eastAsia="Yu Gothic" w:hAnsi="Yu Gothic"/>
+          <w:color w:val="2B4A6F"/>
+          <w:sz w:val="20"/>
+          <w:szCs w:val="20"/>
+        </w:rPr>
+        <w:t xml:space="preserve">●  </w:t>
+      </w:r>
+      <w:r>
+        <w:rPr>
+          <w:rFonts w:ascii="Yu Gothic" w:cs="Yu Gothic" w:eastAsia="Yu Gothic" w:hAnsi="Yu Gothic"/>
+          <w:b/>
+          <w:bCs/>
+          <w:color w:val="173352"/>
+          <w:sz w:val="21"/>
+          <w:szCs w:val="21"/>
+        </w:rPr>
+        <w:t xml:space="preserve">ふりこ・空気抵抗など、a が変わる運動は注意</w:t>
+      </w:r>
+      <w:r>
+        <w:rPr>
+          <w:rFonts w:ascii="Yu Gothic" w:cs="Yu Gothic" w:eastAsia="Yu Gothic" w:hAnsi="Yu Gothic"/>
+          <w:color w:val="1B1F24"/>
+          <w:sz w:val="21"/>
+          <w:szCs w:val="21"/>
+        </w:rPr>
+        <w:t xml:space="preserve">　N を大きくしすぎると、本当の変化まで均されてしまいます。表の目安の範囲でとどめます。</w:t>
+      </w:r>
+    </w:p>
+    <w:p>
+      <w:pPr>
+        <w:keepNext/>
+        <w:spacing w:after="40" w:before="60"/>
+      </w:pPr>
+      <w:r>
+        <w:rPr>
+          <w:rFonts w:ascii="Yu Gothic" w:cs="Yu Gothic" w:eastAsia="Yu Gothic" w:hAnsi="Yu Gothic"/>
+          <w:b/>
+          <w:bCs/>
+          <w:color w:val="173352"/>
+          <w:sz w:val="22"/>
+          <w:szCs w:val="22"/>
+        </w:rPr>
+        <w:t xml:space="preserve">(2) 手ぶれ補正の使い方</w:t>
+      </w:r>
+    </w:p>
+    <w:p>
+      <w:pPr>
+        <w:spacing w:after="70" w:line="288"/>
+        <w:ind w:left="0"/>
+      </w:pPr>
+      <w:r>
+        <w:rPr>
+          <w:rFonts w:ascii="Yu Gothic" w:cs="Yu Gothic" w:eastAsia="Yu Gothic" w:hAnsi="Yu Gothic"/>
+          <w:b w:val="false"/>
+          <w:bCs w:val="false"/>
+          <w:color w:val="1B1F24"/>
+          <w:sz w:val="21"/>
+          <w:szCs w:val="21"/>
+        </w:rPr>
+        <w:t xml:space="preserve">カメラが少しでも動くと、止まっているはずの背景まで動いて見え、その分が物体の速さに足し算されてしまいます。手持ちで撮った動画では、g が数 % 小さく出ることがあります。次の手順で差し引けます。</w:t>
+      </w:r>
+    </w:p>
+    <w:p>
+      <w:pPr>
+        <w:spacing w:after="38" w:line="272"/>
+        <w:ind w:left="230" w:hanging="230"/>
+      </w:pPr>
+      <w:r>
+        <w:rPr>
+          <w:rFonts w:ascii="Yu Gothic" w:cs="Yu Gothic" w:eastAsia="Yu Gothic" w:hAnsi="Yu Gothic"/>
+          <w:color w:val="2B4A6F"/>
+          <w:sz w:val="20"/>
+          <w:szCs w:val="20"/>
+        </w:rPr>
+        <w:t xml:space="preserve">●  </w:t>
+      </w:r>
+      <w:r>
+        <w:rPr>
+          <w:rFonts w:ascii="Yu Gothic" w:cs="Yu Gothic" w:eastAsia="Yu Gothic" w:hAnsi="Yu Gothic"/>
+          <w:b/>
+          <w:bCs/>
+          <w:color w:val="173352"/>
+          <w:sz w:val="21"/>
+          <w:szCs w:val="21"/>
+        </w:rPr>
+        <w:t xml:space="preserve">① チェックを入れる</w:t>
+      </w:r>
+      <w:r>
+        <w:rPr>
+          <w:rFonts w:ascii="Yu Gothic" w:cs="Yu Gothic" w:eastAsia="Yu Gothic" w:hAnsi="Yu Gothic"/>
+          <w:color w:val="1B1F24"/>
+          <w:sz w:val="21"/>
+          <w:szCs w:val="21"/>
+        </w:rPr>
+        <w:t xml:space="preserve">　4. トラッキング のカードの下にある［手ぶれ補正を使う］にチェック。</w:t>
+      </w:r>
+    </w:p>
+    <w:p>
+      <w:pPr>
+        <w:spacing w:after="38" w:line="272"/>
+        <w:ind w:left="230" w:hanging="230"/>
+      </w:pPr>
+      <w:r>
+        <w:rPr>
+          <w:rFonts w:ascii="Yu Gothic" w:cs="Yu Gothic" w:eastAsia="Yu Gothic" w:hAnsi="Yu Gothic"/>
+          <w:color w:val="2B4A6F"/>
+          <w:sz w:val="20"/>
+          <w:szCs w:val="20"/>
+        </w:rPr>
+        <w:t xml:space="preserve">●  </w:t>
+      </w:r>
+      <w:r>
+        <w:rPr>
+          <w:rFonts w:ascii="Yu Gothic" w:cs="Yu Gothic" w:eastAsia="Yu Gothic" w:hAnsi="Yu Gothic"/>
+          <w:b/>
+          <w:bCs/>
+          <w:color w:val="173352"/>
+          <w:sz w:val="21"/>
+          <w:szCs w:val="21"/>
+        </w:rPr>
+        <w:t xml:space="preserve">② 固定点を記録する</w:t>
+      </w:r>
+      <w:r>
+        <w:rPr>
+          <w:rFonts w:ascii="Yu Gothic" w:cs="Yu Gothic" w:eastAsia="Yu Gothic" w:hAnsi="Yu Gothic"/>
+          <w:color w:val="1B1F24"/>
+          <w:sz w:val="21"/>
+          <w:szCs w:val="21"/>
+        </w:rPr>
+        <w:t xml:space="preserve">　［画面内の固定点を記録］を押して、動かない目印（机の角・壁のコンセント・ものさしの左端など）をクリックします。</w:t>
+      </w:r>
+    </w:p>
+    <w:p>
+      <w:pPr>
+        <w:spacing w:after="38" w:line="272"/>
+        <w:ind w:left="230" w:hanging="230"/>
+      </w:pPr>
+      <w:r>
+        <w:rPr>
+          <w:rFonts w:ascii="Yu Gothic" w:cs="Yu Gothic" w:eastAsia="Yu Gothic" w:hAnsi="Yu Gothic"/>
+          <w:color w:val="2B4A6F"/>
+          <w:sz w:val="20"/>
+          <w:szCs w:val="20"/>
+        </w:rPr>
+        <w:t xml:space="preserve">●  </w:t>
+      </w:r>
+      <w:r>
+        <w:rPr>
+          <w:rFonts w:ascii="Yu Gothic" w:cs="Yu Gothic" w:eastAsia="Yu Gothic" w:hAnsi="Yu Gothic"/>
+          <w:b/>
+          <w:bCs/>
+          <w:color w:val="173352"/>
+          <w:sz w:val="21"/>
+          <w:szCs w:val="21"/>
+        </w:rPr>
+        <w:t xml:space="preserve">③ いくつかのコマで、同じ場所をクリック</w:t>
+      </w:r>
+      <w:r>
+        <w:rPr>
+          <w:rFonts w:ascii="Yu Gothic" w:cs="Yu Gothic" w:eastAsia="Yu Gothic" w:hAnsi="Yu Gothic"/>
+          <w:color w:val="1B1F24"/>
+          <w:sz w:val="21"/>
+          <w:szCs w:val="21"/>
+        </w:rPr>
+        <w:t xml:space="preserve">　最初・真ん中・最後の 3 コマくらいで十分です。［固定点 3］と出れば準備完了。</w:t>
+      </w:r>
+    </w:p>
+    <w:p>
+      <w:pPr>
+        <w:spacing w:after="38" w:line="272"/>
+        <w:ind w:left="230" w:hanging="230"/>
+      </w:pPr>
+      <w:r>
+        <w:rPr>
+          <w:rFonts w:ascii="Yu Gothic" w:cs="Yu Gothic" w:eastAsia="Yu Gothic" w:hAnsi="Yu Gothic"/>
+          <w:color w:val="2B4A6F"/>
+          <w:sz w:val="20"/>
+          <w:szCs w:val="20"/>
+        </w:rPr>
+        <w:t xml:space="preserve">●  </w:t>
+      </w:r>
+      <w:r>
+        <w:rPr>
+          <w:rFonts w:ascii="Yu Gothic" w:cs="Yu Gothic" w:eastAsia="Yu Gothic" w:hAnsi="Yu Gothic"/>
+          <w:b/>
+          <w:bCs/>
+          <w:color w:val="173352"/>
+          <w:sz w:val="21"/>
+          <w:szCs w:val="21"/>
+        </w:rPr>
+        <w:t xml:space="preserve">④ あとは自動</w:t>
+      </w:r>
+      <w:r>
+        <w:rPr>
+          <w:rFonts w:ascii="Yu Gothic" w:cs="Yu Gothic" w:eastAsia="Yu Gothic" w:hAnsi="Yu Gothic"/>
+          <w:color w:val="1B1F24"/>
+          <w:sz w:val="21"/>
+          <w:szCs w:val="21"/>
+        </w:rPr>
+        <w:t xml:space="preserve">　記録した点すべてから、そのずれを差し引いて計算し直します。後から ON・OFF を切りかえて、どれだけ変わるかを見るのもよい実験です。</w:t>
+      </w:r>
+    </w:p>
+    <w:p>
+      <w:pPr>
+        <w:spacing w:after="60" w:line="288"/>
+        <w:ind w:left="0"/>
+      </w:pPr>
+      <w:r>
+        <w:rPr>
+          <w:rFonts w:ascii="Yu Gothic" w:cs="Yu Gothic" w:eastAsia="Yu Gothic" w:hAnsi="Yu Gothic"/>
+          <w:b w:val="false"/>
+          <w:bCs w:val="false"/>
+          <w:color w:val="1B1F24"/>
+          <w:sz w:val="21"/>
+          <w:szCs w:val="21"/>
+        </w:rPr>
+        <w:t xml:space="preserve">注意：直せるのは「平行にずれた分」だけです。カメラが回ってしまった分や、ズームが変わった分は直せません。また、目印は物体と同じくらいの奥行きにあるものを選びます。</w:t>
+      </w:r>
+    </w:p>
+    <w:p>
+      <w:pPr>
+        <w:keepNext/>
+        <w:spacing w:after="40" w:before="60"/>
+      </w:pPr>
+      <w:r>
+        <w:rPr>
+          <w:rFonts w:ascii="Yu Gothic" w:cs="Yu Gothic" w:eastAsia="Yu Gothic" w:hAnsi="Yu Gothic"/>
+          <w:b/>
+          <w:bCs/>
+          <w:color w:val="173352"/>
+          <w:sz w:val="22"/>
+          <w:szCs w:val="22"/>
+        </w:rPr>
+        <w:t xml:space="preserve">(3) ものさしの奥行き ― 一番大きな誤差</w:t>
+      </w:r>
+    </w:p>
+    <w:p>
+      <w:pPr>
+        <w:spacing w:after="70" w:line="288"/>
+        <w:ind w:left="0"/>
+      </w:pPr>
+      <w:r>
+        <w:rPr>
+          <w:rFonts w:ascii="Yu Gothic" w:cs="Yu Gothic" w:eastAsia="Yu Gothic" w:hAnsi="Yu Gothic"/>
+          <w:b w:val="false"/>
+          <w:bCs w:val="false"/>
+          <w:color w:val="1B1F24"/>
+          <w:sz w:val="21"/>
+          <w:szCs w:val="21"/>
+        </w:rPr>
+        <w:t xml:space="preserve">ものさしが物体より手前や奥にあると、写る大きさが変わるので、長さの基準そのものがずれます。x も v も a も、まとめて同じ割合でずれます。</w:t>
+      </w:r>
+    </w:p>
+    <w:tbl>
+      <w:tblPr>
+        <w:tblW w:type="dxa" w:w="9700"/>
+        <w:tblBorders>
+          <w:top w:val="single" w:color="auto" w:sz="4"/>
+          <w:left w:val="single" w:color="auto" w:sz="4"/>
+          <w:bottom w:val="single" w:color="auto" w:sz="4"/>
+          <w:right w:val="single" w:color="auto" w:sz="4"/>
+          <w:insideH w:val="single" w:color="auto" w:sz="4"/>
+          <w:insideV w:val="single" w:color="auto" w:sz="4"/>
+        </w:tblBorders>
+      </w:tblPr>
+      <w:tblGrid>
+        <w:gridCol w:w="9700"/>
+      </w:tblGrid>
+      <w:tr>
+        <w:trPr>
+          <w:cantSplit/>
+        </w:trPr>
+        <w:tc>
+          <w:tcPr>
+            <w:tcW w:type="dxa" w:w="9700"/>
+            <w:tcBorders>
+              <w:top w:val="single" w:color="C0332E" w:sz="8"/>
+              <w:left w:val="single" w:color="C0332E" w:sz="8"/>
+              <w:bottom w:val="single" w:color="C0332E" w:sz="8"/>
+              <w:right w:val="single" w:color="C0332E" w:sz="8"/>
+            </w:tcBorders>
+            <w:shd w:fill="FDF3F2" w:color="auto" w:val="clear"/>
+            <w:tcMar>
+              <w:top w:type="dxa" w:w="120"/>
+              <w:left w:type="dxa" w:w="180"/>
+              <w:bottom w:type="dxa" w:w="120"/>
+              <w:right w:type="dxa" w:w="180"/>
+            </w:tcMar>
+          </w:tcPr>
+          <w:p>
+            <w:pPr>
+              <w:spacing w:after="40"/>
+            </w:pPr>
+            <w:r>
+              <w:rPr>
+                <w:rFonts w:ascii="Yu Gothic" w:cs="Yu Gothic" w:eastAsia="Yu Gothic" w:hAnsi="Yu Gothic"/>
+                <w:b/>
+                <w:bCs/>
+                <w:color w:val="C0332E"/>
+                <w:sz w:val="21"/>
+                <w:szCs w:val="21"/>
+              </w:rPr>
+              <w:t xml:space="preserve">どれくらいずれるか</w:t>
+            </w:r>
+          </w:p>
+          <w:p>
+            <w:pPr>
+              <w:spacing w:after="30" w:line="280"/>
+            </w:pPr>
+            <w:r>
+              <w:rPr>
+                <w:rFonts w:ascii="Yu Gothic" w:cs="Yu Gothic" w:eastAsia="Yu Gothic" w:hAnsi="Yu Gothic"/>
+                <w:b w:val="false"/>
+                <w:bCs w:val="false"/>
+                <w:color w:val="1B1F24"/>
+                <w:sz w:val="20"/>
+                <w:szCs w:val="20"/>
+              </w:rPr>
+              <w:t xml:space="preserve">● カメラから物体まで 3 m、ものさしが 50 cm 手前 → 長さが 約 17 % 小さく出ます。</w:t>
+            </w:r>
+          </w:p>
+          <w:p>
+            <w:pPr>
+              <w:spacing w:after="30" w:line="280"/>
+            </w:pPr>
+            <w:r>
+              <w:rPr>
+                <w:rFonts w:ascii="Yu Gothic" w:cs="Yu Gothic" w:eastAsia="Yu Gothic" w:hAnsi="Yu Gothic"/>
+                <w:b w:val="false"/>
+                <w:bCs w:val="false"/>
+                <w:color w:val="1B1F24"/>
+                <w:sz w:val="20"/>
+                <w:szCs w:val="20"/>
+              </w:rPr>
+              <w:t xml:space="preserve">● カメラから物体まで 1 m、ものさしが 50 cm 手前 → 約 50 % 小さく出ます。近くから撮るほど効きます。</w:t>
+            </w:r>
+          </w:p>
+          <w:p>
+            <w:pPr>
+              <w:spacing w:after="30" w:line="280"/>
+            </w:pPr>
+            <w:r>
+              <w:rPr>
+                <w:rFonts w:ascii="Yu Gothic" w:cs="Yu Gothic" w:eastAsia="Yu Gothic" w:hAnsi="Yu Gothic"/>
+                <w:b w:val="false"/>
+                <w:bCs w:val="false"/>
+                <w:color w:val="1B1F24"/>
+                <w:sz w:val="20"/>
+                <w:szCs w:val="20"/>
+              </w:rPr>
+              <w:t xml:space="preserve">● アプリの 3 のカードに［ものさしの奥行き］の欄があります。カメラまでの距離とズレを選ぶと、何 % ずれるかが出ます。</w:t>
+            </w:r>
+          </w:p>
+          <w:p>
+            <w:pPr>
+              <w:spacing w:after="30" w:line="280"/>
+            </w:pPr>
+            <w:r>
+              <w:rPr>
+                <w:rFonts w:ascii="Yu Gothic" w:cs="Yu Gothic" w:eastAsia="Yu Gothic" w:hAnsi="Yu Gothic"/>
+                <w:b w:val="false"/>
+                <w:bCs w:val="false"/>
+                <w:color w:val="1B1F24"/>
+                <w:sz w:val="20"/>
+                <w:szCs w:val="20"/>
+              </w:rPr>
+              <w:t xml:space="preserve">● 一番確実なのは、ものさしを物体のすぐ横（同じ奥行き）に置いて撮り直すことです。</w:t>
+            </w:r>
+          </w:p>
+        </w:tc>
+      </w:tr>
+    </w:tbl>
+    <w:p>
+      <w:pPr>
+        <w:spacing w:after="60"/>
+      </w:pPr>
+    </w:p>
+    <w:p>
+      <w:pPr>
+        <w:keepNext/>
+        <w:spacing w:after="40" w:before="60"/>
+      </w:pPr>
+      <w:r>
+        <w:rPr>
+          <w:rFonts w:ascii="Yu Gothic" w:cs="Yu Gothic" w:eastAsia="Yu Gothic" w:hAnsi="Yu Gothic"/>
+          <w:b/>
+          <w:bCs/>
+          <w:color w:val="173352"/>
+          <w:sz w:val="22"/>
+          <w:szCs w:val="22"/>
+        </w:rPr>
+        <w:t xml:space="preserve">(4) x軸の向きを、運動に合わせてとる</w:t>
+      </w:r>
+    </w:p>
+    <w:p>
+      <w:pPr>
+        <w:spacing w:after="38" w:line="272"/>
+        <w:ind w:left="230" w:hanging="230"/>
+      </w:pPr>
+      <w:r>
+        <w:rPr>
+          <w:rFonts w:ascii="Yu Gothic" w:cs="Yu Gothic" w:eastAsia="Yu Gothic" w:hAnsi="Yu Gothic"/>
+          <w:color w:val="2B4A6F"/>
+          <w:sz w:val="20"/>
+          <w:szCs w:val="20"/>
+        </w:rPr>
+        <w:t xml:space="preserve">●  </w:t>
+      </w:r>
+      <w:r>
+        <w:rPr>
+          <w:rFonts w:ascii="Yu Gothic" w:cs="Yu Gothic" w:eastAsia="Yu Gothic" w:hAnsi="Yu Gothic"/>
+          <w:b/>
+          <w:bCs/>
+          <w:color w:val="173352"/>
+          <w:sz w:val="21"/>
+          <w:szCs w:val="21"/>
+        </w:rPr>
+        <w:t xml:space="preserve">斜面をすべる台車</w:t>
+      </w:r>
+      <w:r>
+        <w:rPr>
+          <w:rFonts w:ascii="Yu Gothic" w:cs="Yu Gothic" w:eastAsia="Yu Gothic" w:hAnsi="Yu Gothic"/>
+          <w:color w:val="1B1F24"/>
+          <w:sz w:val="21"/>
+          <w:szCs w:val="21"/>
+        </w:rPr>
+        <w:t xml:space="preserve">　x軸を斜面に沿ってとると、a がそのまま「斜面方向の加速度」になります。</w:t>
+      </w:r>
+    </w:p>
+    <w:p>
+      <w:pPr>
+        <w:spacing w:after="38" w:line="272"/>
+        <w:ind w:left="230" w:hanging="230"/>
+      </w:pPr>
+      <w:r>
+        <w:rPr>
+          <w:rFonts w:ascii="Yu Gothic" w:cs="Yu Gothic" w:eastAsia="Yu Gothic" w:hAnsi="Yu Gothic"/>
+          <w:color w:val="2B4A6F"/>
+          <w:sz w:val="20"/>
+          <w:szCs w:val="20"/>
+        </w:rPr>
+        <w:t xml:space="preserve">●  </w:t>
+      </w:r>
+      <w:r>
+        <w:rPr>
+          <w:rFonts w:ascii="Yu Gothic" w:cs="Yu Gothic" w:eastAsia="Yu Gothic" w:hAnsi="Yu Gothic"/>
+          <w:b/>
+          <w:bCs/>
+          <w:color w:val="173352"/>
+          <w:sz w:val="21"/>
+          <w:szCs w:val="21"/>
+        </w:rPr>
+        <w:t xml:space="preserve">投げ上げ・斜方投射</w:t>
+      </w:r>
+      <w:r>
+        <w:rPr>
+          <w:rFonts w:ascii="Yu Gothic" w:cs="Yu Gothic" w:eastAsia="Yu Gothic" w:hAnsi="Yu Gothic"/>
+          <w:color w:val="1B1F24"/>
+          <w:sz w:val="21"/>
+          <w:szCs w:val="21"/>
+        </w:rPr>
+        <w:t xml:space="preserve">　x軸は水平に。［軸の表示］を「x軸とy軸」にすると、y 方向の v・a も出ます。</w:t>
+      </w:r>
+    </w:p>
+    <w:p>
+      <w:pPr>
+        <w:spacing w:after="38" w:line="272"/>
+        <w:ind w:left="230" w:hanging="230"/>
+      </w:pPr>
+      <w:r>
+        <w:rPr>
+          <w:rFonts w:ascii="Yu Gothic" w:cs="Yu Gothic" w:eastAsia="Yu Gothic" w:hAnsi="Yu Gothic"/>
+          <w:color w:val="2B4A6F"/>
+          <w:sz w:val="20"/>
+          <w:szCs w:val="20"/>
+        </w:rPr>
+        <w:t xml:space="preserve">●  </w:t>
+      </w:r>
+      <w:r>
+        <w:rPr>
+          <w:rFonts w:ascii="Yu Gothic" w:cs="Yu Gothic" w:eastAsia="Yu Gothic" w:hAnsi="Yu Gothic"/>
+          <w:b/>
+          <w:bCs/>
+          <w:color w:val="173352"/>
+          <w:sz w:val="21"/>
+          <w:szCs w:val="21"/>
+        </w:rPr>
+        <w:t xml:space="preserve">水平だけを見たいとき</w:t>
+      </w:r>
+      <w:r>
+        <w:rPr>
+          <w:rFonts w:ascii="Yu Gothic" w:cs="Yu Gothic" w:eastAsia="Yu Gothic" w:hAnsi="Yu Gothic"/>
+          <w:color w:val="1B1F24"/>
+          <w:sz w:val="21"/>
+          <w:szCs w:val="21"/>
+        </w:rPr>
+        <w:t xml:space="preserve">　［軸の表示］を「x軸」にすれば、y 方向はグラフにもレポートにも出ません。</w:t>
+      </w:r>
+    </w:p>
+    <w:p>
+      <w:pPr>
+        <w:keepNext/>
+        <w:spacing w:after="40" w:before="60"/>
+      </w:pPr>
+      <w:r>
+        <w:rPr>
+          <w:rFonts w:ascii="Yu Gothic" w:cs="Yu Gothic" w:eastAsia="Yu Gothic" w:hAnsi="Yu Gothic"/>
+          <w:b/>
+          <w:bCs/>
+          <w:color w:val="173352"/>
+          <w:sz w:val="22"/>
+          <w:szCs w:val="22"/>
+        </w:rPr>
+        <w:t xml:space="preserve">(5) 当てはめた式が正しいかを、残差で確かめる</w:t>
+      </w:r>
+    </w:p>
+    <w:p>
+      <w:pPr>
+        <w:spacing w:after="70" w:line="288"/>
+        <w:ind w:left="0"/>
+      </w:pPr>
+      <w:r>
+        <w:rPr>
+          <w:rFonts w:ascii="Yu Gothic" w:cs="Yu Gothic" w:eastAsia="Yu Gothic" w:hAnsi="Yu Gothic"/>
+          <w:b w:val="false"/>
+          <w:bCs w:val="false"/>
+          <w:color w:val="1B1F24"/>
+          <w:sz w:val="21"/>
+          <w:szCs w:val="21"/>
+        </w:rPr>
+        <w:t xml:space="preserve">③ 解析でフィットすると R² が出ますが、R² が 0.999 でも「関数の形が合っていない」ことがあります。［フィット残差のプロット］を押すと、「測った値 − 式の値」がグラフになります。</w:t>
+      </w:r>
+    </w:p>
+    <w:p>
+      <w:pPr>
+        <w:spacing w:after="38" w:line="272"/>
+        <w:ind w:left="230" w:hanging="230"/>
+      </w:pPr>
+      <w:r>
+        <w:rPr>
+          <w:rFonts w:ascii="Yu Gothic" w:cs="Yu Gothic" w:eastAsia="Yu Gothic" w:hAnsi="Yu Gothic"/>
+          <w:color w:val="2B4A6F"/>
+          <w:sz w:val="20"/>
+          <w:szCs w:val="20"/>
+        </w:rPr>
+        <w:t xml:space="preserve">●  </w:t>
+      </w:r>
+      <w:r>
+        <w:rPr>
+          <w:rFonts w:ascii="Yu Gothic" w:cs="Yu Gothic" w:eastAsia="Yu Gothic" w:hAnsi="Yu Gothic"/>
+          <w:b/>
+          <w:bCs/>
+          <w:color w:val="173352"/>
+          <w:sz w:val="21"/>
+          <w:szCs w:val="21"/>
+        </w:rPr>
+        <w:t xml:space="preserve">0 の周りにばらばら</w:t>
+      </w:r>
+      <w:r>
+        <w:rPr>
+          <w:rFonts w:ascii="Yu Gothic" w:cs="Yu Gothic" w:eastAsia="Yu Gothic" w:hAnsi="Yu Gothic"/>
+          <w:color w:val="1B1F24"/>
+          <w:sz w:val="21"/>
+          <w:szCs w:val="21"/>
+        </w:rPr>
+        <w:t xml:space="preserve">　その関数でよく合っています。</w:t>
+      </w:r>
+    </w:p>
+    <w:p>
+      <w:pPr>
+        <w:spacing w:after="38" w:line="272"/>
+        <w:ind w:left="230" w:hanging="230"/>
+      </w:pPr>
+      <w:r>
+        <w:rPr>
+          <w:rFonts w:ascii="Yu Gothic" w:cs="Yu Gothic" w:eastAsia="Yu Gothic" w:hAnsi="Yu Gothic"/>
+          <w:color w:val="2B4A6F"/>
+          <w:sz w:val="20"/>
+          <w:szCs w:val="20"/>
+        </w:rPr>
+        <w:t xml:space="preserve">●  </w:t>
+      </w:r>
+      <w:r>
+        <w:rPr>
+          <w:rFonts w:ascii="Yu Gothic" w:cs="Yu Gothic" w:eastAsia="Yu Gothic" w:hAnsi="Yu Gothic"/>
+          <w:b/>
+          <w:bCs/>
+          <w:color w:val="173352"/>
+          <w:sz w:val="21"/>
+          <w:szCs w:val="21"/>
+        </w:rPr>
+        <w:t xml:space="preserve">曲がった偏りがある</w:t>
+      </w:r>
+      <w:r>
+        <w:rPr>
+          <w:rFonts w:ascii="Yu Gothic" w:cs="Yu Gothic" w:eastAsia="Yu Gothic" w:hAnsi="Yu Gothic"/>
+          <w:color w:val="1B1F24"/>
+          <w:sz w:val="21"/>
+          <w:szCs w:val="21"/>
+        </w:rPr>
+        <w:t xml:space="preserve">　関数の形が合っていません（空気抵抗など、別の働きがあります）。</w:t>
+      </w:r>
+    </w:p>
+    <w:p>
+      <w:pPr>
+        <w:spacing w:after="38" w:line="272"/>
+        <w:ind w:left="230" w:hanging="230"/>
+      </w:pPr>
+      <w:r>
+        <w:rPr>
+          <w:rFonts w:ascii="Yu Gothic" w:cs="Yu Gothic" w:eastAsia="Yu Gothic" w:hAnsi="Yu Gothic"/>
+          <w:color w:val="2B4A6F"/>
+          <w:sz w:val="20"/>
+          <w:szCs w:val="20"/>
+        </w:rPr>
+        <w:t xml:space="preserve">●  </w:t>
+      </w:r>
+      <w:r>
+        <w:rPr>
+          <w:rFonts w:ascii="Yu Gothic" w:cs="Yu Gothic" w:eastAsia="Yu Gothic" w:hAnsi="Yu Gothic"/>
+          <w:b/>
+          <w:bCs/>
+          <w:color w:val="173352"/>
+          <w:sz w:val="21"/>
+          <w:szCs w:val="21"/>
+        </w:rPr>
+        <w:t xml:space="preserve">だんだん大きくなる</w:t>
+      </w:r>
+      <w:r>
+        <w:rPr>
+          <w:rFonts w:ascii="Yu Gothic" w:cs="Yu Gothic" w:eastAsia="Yu Gothic" w:hAnsi="Yu Gothic"/>
+          <w:color w:val="1B1F24"/>
+          <w:sz w:val="21"/>
+          <w:szCs w:val="21"/>
+        </w:rPr>
+        <w:t xml:space="preserve">　動画がぶれている、スケールが合っていない、なども疑えます。</w:t>
+      </w:r>
+    </w:p>
+    <w:p>
+      <w:pPr>
+        <w:keepNext/>
+        <w:spacing w:after="40" w:before="60"/>
+      </w:pPr>
+      <w:r>
+        <w:rPr>
+          <w:rFonts w:ascii="Yu Gothic" w:cs="Yu Gothic" w:eastAsia="Yu Gothic" w:hAnsi="Yu Gothic"/>
+          <w:b/>
+          <w:bCs/>
+          <w:color w:val="173352"/>
+          <w:sz w:val="22"/>
+          <w:szCs w:val="22"/>
+        </w:rPr>
+        <w:t xml:space="preserve">(6) 読み込んだ直後の「この動画の撮れぐあい」を見る</w:t>
+      </w:r>
+    </w:p>
+    <w:p>
+      <w:pPr>
+        <w:spacing w:after="80" w:line="288"/>
+        <w:ind w:left="0"/>
+      </w:pPr>
+      <w:r>
+        <w:rPr>
+          <w:rFonts w:ascii="Yu Gothic" w:cs="Yu Gothic" w:eastAsia="Yu Gothic" w:hAnsi="Yu Gothic"/>
+          <w:b w:val="false"/>
+          <w:bCs w:val="false"/>
+          <w:color w:val="1B1F24"/>
+          <w:sz w:val="21"/>
+          <w:szCs w:val="21"/>
+        </w:rPr>
+        <w:t xml:space="preserve">動画を読みこむと、アプリが 長さ・画面の大きさ・コマ数・明るさ・コマのくっきりさ・手ぶれ を自動で調べ、○△× で 1. 動画 のカードに出します。△ や × が出たら、その下に書いてある直し方を読んでください。ここで直しておくと、後の作業がぐっと楽になります。</w:t>
+      </w:r>
+    </w:p>
+    <w:p>
+      <w:pPr>
+        <w:keepNext/>
+        <w:pBdr>
+          <w:bottom w:val="single" w:color="2B4A6F" w:sz="10" w:space="4"/>
+        </w:pBdr>
+        <w:spacing w:after="100" w:before="200"/>
+      </w:pPr>
+      <w:r>
+        <w:rPr>
+          <w:rFonts w:ascii="Yu Gothic" w:cs="Yu Gothic" w:eastAsia="Yu Gothic" w:hAnsi="Yu Gothic"/>
+          <w:b/>
+          <w:bCs/>
+          <w:color w:val="173352"/>
+          <w:sz w:val="26"/>
+          <w:szCs w:val="26"/>
+        </w:rPr>
+        <w:t xml:space="preserve">7　うまくいかないとき</w:t>
+      </w:r>
+    </w:p>
+    <w:p>
+      <w:pPr>
+        <w:spacing w:after="38" w:line="272"/>
+        <w:ind w:left="230" w:hanging="230"/>
+      </w:pPr>
+      <w:r>
+        <w:rPr>
+          <w:rFonts w:ascii="Yu Gothic" w:cs="Yu Gothic" w:eastAsia="Yu Gothic" w:hAnsi="Yu Gothic"/>
+          <w:color w:val="2B4A6F"/>
+          <w:sz w:val="20"/>
+          <w:szCs w:val="20"/>
+        </w:rPr>
+        <w:t xml:space="preserve">●  </w:t>
+      </w:r>
+      <w:r>
+        <w:rPr>
+          <w:rFonts w:ascii="Yu Gothic" w:cs="Yu Gothic" w:eastAsia="Yu Gothic" w:hAnsi="Yu Gothic"/>
+          <w:b/>
+          <w:bCs/>
+          <w:color w:val="173352"/>
+          <w:sz w:val="21"/>
+          <w:szCs w:val="21"/>
+        </w:rPr>
+        <w:t xml:space="preserve">グラフがギザギザになる</w:t>
+      </w:r>
+      <w:r>
+        <w:rPr>
+          <w:rFonts w:ascii="Yu Gothic" w:cs="Yu Gothic" w:eastAsia="Yu Gothic" w:hAnsi="Yu Gothic"/>
+          <w:color w:val="1B1F24"/>
+          <w:sz w:val="21"/>
+          <w:szCs w:val="21"/>
+        </w:rPr>
+        <w:t xml:space="preserve">　トラッキングの際のクリックのずれが原因です。6 (1) の表を見て、運動の速さに合った「進むフレーム数 N」で記録し直すと落ち着きます。</w:t>
+      </w:r>
+    </w:p>
+    <w:p>
+      <w:pPr>
+        <w:spacing w:after="38" w:line="272"/>
+        <w:ind w:left="230" w:hanging="230"/>
+      </w:pPr>
+      <w:r>
+        <w:rPr>
+          <w:rFonts w:ascii="Yu Gothic" w:cs="Yu Gothic" w:eastAsia="Yu Gothic" w:hAnsi="Yu Gothic"/>
+          <w:color w:val="2B4A6F"/>
+          <w:sz w:val="20"/>
+          <w:szCs w:val="20"/>
+        </w:rPr>
+        <w:t xml:space="preserve">●  </w:t>
+      </w:r>
+      <w:r>
+        <w:rPr>
+          <w:rFonts w:ascii="Yu Gothic" w:cs="Yu Gothic" w:eastAsia="Yu Gothic" w:hAnsi="Yu Gothic"/>
+          <w:b/>
+          <w:bCs/>
+          <w:color w:val="173352"/>
+          <w:sz w:val="21"/>
+          <w:szCs w:val="21"/>
+        </w:rPr>
         <w:t xml:space="preserve">長さが合わない</w:t>
       </w:r>
       <w:r>
@@ -1184,12 +3113,12 @@
           <w:sz w:val="21"/>
           <w:szCs w:val="21"/>
         </w:rPr>
-        <w:t xml:space="preserve">　ものさしが物体より手前（または奥）にあると、実際と変わります。同じ奥ゆきで撮り直します。</w:t>
-      </w:r>
-    </w:p>
-    <w:p>
-      <w:pPr>
-        <w:spacing w:after="44" w:line="276"/>
+        <w:t xml:space="preserve">　ものさしが物体より手前（または奥）にあると、実際と変わります。同じ奥行きで撮り直します。</w:t>
+      </w:r>
+    </w:p>
+    <w:p>
+      <w:pPr>
+        <w:spacing w:after="38" w:line="272"/>
         <w:ind w:left="230" w:hanging="230"/>
       </w:pPr>
       <w:r>

--- a/experiment/Claude outputs/動画解析ツールの使い方（生徒用）.docx
+++ b/experiment/Claude outputs/動画解析ツールの使い方（生徒用）.docx
@@ -438,20 +438,8 @@
     </w:p>
     <w:p>
       <w:pPr>
-        <w:spacing w:after="60" w:line="288"/>
-        <w:ind w:left="0"/>
-      </w:pPr>
-      <w:r>
-        <w:rPr>
-          <w:rFonts w:ascii="Yu Gothic" w:cs="Yu Gothic" w:eastAsia="Yu Gothic" w:hAnsi="Yu Gothic"/>
-          <w:b w:val="false"/>
-          <w:bCs w:val="false"/>
-          <w:color w:val="1B1F24"/>
-          <w:sz w:val="21"/>
-          <w:szCs w:val="21"/>
-        </w:rPr>
-        <w:t xml:space="preserve">※ 動画も測定した値も、この端末の外には出ません。ネットにもつながりません。</w:t>
-      </w:r>
+        <w:spacing w:after="40"/>
+      </w:pPr>
     </w:p>
     <w:p>
       <w:pPr>
@@ -2884,7 +2872,7 @@
           <w:sz w:val="21"/>
           <w:szCs w:val="21"/>
         </w:rPr>
-        <w:t xml:space="preserve">③ 解析でフィットすると R² が出ますが、R² が 0.999 でも「関数の形が合っていない」ことがあります。［フィット残差のプロット］を押すと、「測った値 − 式の値」がグラフになります。</w:t>
+        <w:t xml:space="preserve">③ 解析でフィッティングすると R² が出ますが、R² が 0.999 でも「関数の形が合っていない」ことがあります。［フィッティング残差のプロット］を押すと、「測った値 − 式の値」がグラフになります。</w:t>
       </w:r>
     </w:p>
     <w:p>
@@ -3164,6 +3152,20 @@
           <w:szCs w:val="19"/>
         </w:rPr>
         <w:t xml:space="preserve">困ったら、画面右上の［使い方と時間算出法］を開いてみよう。</w:t>
+      </w:r>
+    </w:p>
+    <w:p>
+      <w:pPr>
+        <w:spacing w:before="60"/>
+      </w:pPr>
+      <w:r>
+        <w:rPr>
+          <w:rFonts w:ascii="Yu Gothic" w:cs="Yu Gothic" w:eastAsia="Yu Gothic" w:hAnsi="Yu Gothic"/>
+          <w:color w:val="41525F"/>
+          <w:sz w:val="19"/>
+          <w:szCs w:val="19"/>
+        </w:rPr>
+        <w:t xml:space="preserve">※ 動画も測定した値も、この端末の外には出ません。このアプリはAIを利用していません。</w:t>
       </w:r>
     </w:p>
     <w:sectPr>
